--- a/ES/notes/Unit_2.docx
+++ b/ES/notes/Unit_2.docx
@@ -50,7 +50,7 @@
     <w:p>
       <w:r>
         <w:pict w14:anchorId="5C5D2E3D">
-          <v:rect id="_x0000_i1067" style="width:0;height:1.5pt" o:hralign="center" o:hrstd="t" o:hr="t" fillcolor="#a0a0a0" stroked="f"/>
+          <v:rect id="_x0000_i1025" style="width:0;height:1.5pt" o:hralign="center" o:hrstd="t" o:hr="t" fillcolor="#a0a0a0" stroked="f"/>
         </w:pict>
       </w:r>
     </w:p>
@@ -134,7 +134,7 @@
     <w:p>
       <w:r>
         <w:pict w14:anchorId="7DC3C142">
-          <v:rect id="_x0000_i1068" style="width:0;height:1.5pt" o:hralign="center" o:hrstd="t" o:hr="t" fillcolor="#a0a0a0" stroked="f"/>
+          <v:rect id="_x0000_i1026" style="width:0;height:1.5pt" o:hralign="center" o:hrstd="t" o:hr="t" fillcolor="#a0a0a0" stroked="f"/>
         </w:pict>
       </w:r>
     </w:p>
@@ -263,7 +263,7 @@
     <w:p>
       <w:r>
         <w:pict w14:anchorId="59D9FEC8">
-          <v:rect id="_x0000_i1069" style="width:0;height:1.5pt" o:hralign="center" o:hrstd="t" o:hr="t" fillcolor="#a0a0a0" stroked="f"/>
+          <v:rect id="_x0000_i1027" style="width:0;height:1.5pt" o:hralign="center" o:hrstd="t" o:hr="t" fillcolor="#a0a0a0" stroked="f"/>
         </w:pict>
       </w:r>
     </w:p>
@@ -505,7 +505,7 @@
     <w:p>
       <w:r>
         <w:pict w14:anchorId="1B101799">
-          <v:rect id="_x0000_i1070" style="width:0;height:1.5pt" o:hralign="center" o:hrstd="t" o:hr="t" fillcolor="#a0a0a0" stroked="f"/>
+          <v:rect id="_x0000_i1028" style="width:0;height:1.5pt" o:hralign="center" o:hrstd="t" o:hr="t" fillcolor="#a0a0a0" stroked="f"/>
         </w:pict>
       </w:r>
     </w:p>
@@ -613,7 +613,7 @@
     <w:p>
       <w:r>
         <w:pict w14:anchorId="5366135C">
-          <v:rect id="_x0000_i1071" style="width:0;height:1.5pt" o:hralign="center" o:hrstd="t" o:hr="t" fillcolor="#a0a0a0" stroked="f"/>
+          <v:rect id="_x0000_i1029" style="width:0;height:1.5pt" o:hralign="center" o:hrstd="t" o:hr="t" fillcolor="#a0a0a0" stroked="f"/>
         </w:pict>
       </w:r>
     </w:p>
@@ -720,7 +720,7 @@
     <w:p>
       <w:r>
         <w:pict w14:anchorId="0E0194E7">
-          <v:rect id="_x0000_i1072" style="width:0;height:1.5pt" o:hralign="center" o:hrstd="t" o:hr="t" fillcolor="#a0a0a0" stroked="f"/>
+          <v:rect id="_x0000_i1030" style="width:0;height:1.5pt" o:hralign="center" o:hrstd="t" o:hr="t" fillcolor="#a0a0a0" stroked="f"/>
         </w:pict>
       </w:r>
     </w:p>
@@ -816,7 +816,7 @@
     <w:p>
       <w:r>
         <w:pict w14:anchorId="6DBA2BA5">
-          <v:rect id="_x0000_i1073" style="width:0;height:1.5pt" o:hralign="center" o:hrstd="t" o:hr="t" fillcolor="#a0a0a0" stroked="f"/>
+          <v:rect id="_x0000_i1031" style="width:0;height:1.5pt" o:hralign="center" o:hrstd="t" o:hr="t" fillcolor="#a0a0a0" stroked="f"/>
         </w:pict>
       </w:r>
     </w:p>
@@ -1106,7 +1106,7 @@
     <w:p>
       <w:r>
         <w:pict w14:anchorId="599F2ABE">
-          <v:rect id="_x0000_i1117" style="width:0;height:1.5pt" o:hralign="center" o:hrstd="t" o:hr="t" fillcolor="#a0a0a0" stroked="f"/>
+          <v:rect id="_x0000_i1032" style="width:0;height:1.5pt" o:hralign="center" o:hrstd="t" o:hr="t" fillcolor="#a0a0a0" stroked="f"/>
         </w:pict>
       </w:r>
     </w:p>
@@ -1230,7 +1230,7 @@
     <w:p>
       <w:r>
         <w:pict w14:anchorId="4A379144">
-          <v:rect id="_x0000_i1118" style="width:0;height:1.5pt" o:hralign="center" o:hrstd="t" o:hr="t" fillcolor="#a0a0a0" stroked="f"/>
+          <v:rect id="_x0000_i1033" style="width:0;height:1.5pt" o:hralign="center" o:hrstd="t" o:hr="t" fillcolor="#a0a0a0" stroked="f"/>
         </w:pict>
       </w:r>
     </w:p>
@@ -1259,21 +1259,12 @@
       <w:r>
         <w:t xml:space="preserve">Change in </w:t>
       </w:r>
-      <w:proofErr w:type="spellStart"/>
-      <w:r>
-        <w:rPr>
-          <w:b/>
-          <w:bCs/>
-        </w:rPr>
-        <w:t>color</w:t>
-      </w:r>
-      <w:proofErr w:type="spellEnd"/>
-      <w:r>
-        <w:rPr>
-          <w:b/>
-          <w:bCs/>
-        </w:rPr>
-        <w:t>, smell, or taste of water</w:t>
+      <w:r>
+        <w:rPr>
+          <w:b/>
+          <w:bCs/>
+        </w:rPr>
+        <w:t>color, smell, or taste of water</w:t>
       </w:r>
     </w:p>
     <w:p>
@@ -1333,7 +1324,7 @@
     <w:p>
       <w:r>
         <w:pict w14:anchorId="50CCBA2A">
-          <v:rect id="_x0000_i1119" style="width:0;height:1.5pt" o:hralign="center" o:hrstd="t" o:hr="t" fillcolor="#a0a0a0" stroked="f"/>
+          <v:rect id="_x0000_i1034" style="width:0;height:1.5pt" o:hralign="center" o:hrstd="t" o:hr="t" fillcolor="#a0a0a0" stroked="f"/>
         </w:pict>
       </w:r>
     </w:p>
@@ -1386,7 +1377,7 @@
     <w:p>
       <w:r>
         <w:pict w14:anchorId="590EBCA4">
-          <v:rect id="_x0000_i1120" style="width:0;height:1.5pt" o:hralign="center" o:hrstd="t" o:hr="t" fillcolor="#a0a0a0" stroked="f"/>
+          <v:rect id="_x0000_i1035" style="width:0;height:1.5pt" o:hralign="center" o:hrstd="t" o:hr="t" fillcolor="#a0a0a0" stroked="f"/>
         </w:pict>
       </w:r>
     </w:p>
@@ -1412,43 +1403,33 @@
     </w:p>
     <w:tbl>
       <w:tblPr>
-        <w:tblW w:w="0" w:type="auto"/>
-        <w:tblCellSpacing w:w="15" w:type="dxa"/>
-        <w:tblCellMar>
-          <w:top w:w="15" w:type="dxa"/>
-          <w:left w:w="15" w:type="dxa"/>
-          <w:bottom w:w="15" w:type="dxa"/>
-          <w:right w:w="15" w:type="dxa"/>
-        </w:tblCellMar>
+        <w:tblStyle w:val="PlainTable1"/>
+        <w:tblW w:w="7511" w:type="dxa"/>
         <w:tblLook w:val="04A0" w:firstRow="1" w:lastRow="0" w:firstColumn="1" w:lastColumn="0" w:noHBand="0" w:noVBand="1"/>
       </w:tblPr>
       <w:tblGrid>
-        <w:gridCol w:w="3033"/>
-        <w:gridCol w:w="4198"/>
+        <w:gridCol w:w="3222"/>
+        <w:gridCol w:w="4289"/>
       </w:tblGrid>
       <w:tr>
         <w:trPr>
-          <w:tblHeader/>
-          <w:tblCellSpacing w:w="15" w:type="dxa"/>
+          <w:cnfStyle w:val="100000000000" w:firstRow="1" w:lastRow="0" w:firstColumn="0" w:lastColumn="0" w:oddVBand="0" w:evenVBand="0" w:oddHBand="0" w:evenHBand="0" w:firstRowFirstColumn="0" w:firstRowLastColumn="0" w:lastRowFirstColumn="0" w:lastRowLastColumn="0"/>
+          <w:trHeight w:val="318"/>
         </w:trPr>
         <w:tc>
           <w:tcPr>
+            <w:cnfStyle w:val="001000000000" w:firstRow="0" w:lastRow="0" w:firstColumn="1" w:lastColumn="0" w:oddVBand="0" w:evenVBand="0" w:oddHBand="0" w:evenHBand="0" w:firstRowFirstColumn="0" w:firstRowLastColumn="0" w:lastRowFirstColumn="0" w:lastRowLastColumn="0"/>
             <w:tcW w:w="0" w:type="auto"/>
-            <w:vAlign w:val="center"/>
             <w:hideMark/>
           </w:tcPr>
           <w:p>
             <w:pPr>
               <w:rPr>
-                <w:b/>
-                <w:bCs/>
+                <w:b w:val="0"/>
+                <w:bCs w:val="0"/>
               </w:rPr>
             </w:pPr>
             <w:r>
-              <w:rPr>
-                <w:b/>
-                <w:bCs/>
-              </w:rPr>
               <w:t>Parameter</w:t>
             </w:r>
           </w:p>
@@ -1456,21 +1437,17 @@
         <w:tc>
           <w:tcPr>
             <w:tcW w:w="0" w:type="auto"/>
-            <w:vAlign w:val="center"/>
             <w:hideMark/>
           </w:tcPr>
           <w:p>
             <w:pPr>
+              <w:cnfStyle w:val="100000000000" w:firstRow="1" w:lastRow="0" w:firstColumn="0" w:lastColumn="0" w:oddVBand="0" w:evenVBand="0" w:oddHBand="0" w:evenHBand="0" w:firstRowFirstColumn="0" w:firstRowLastColumn="0" w:lastRowFirstColumn="0" w:lastRowLastColumn="0"/>
               <w:rPr>
-                <w:b/>
-                <w:bCs/>
+                <w:b w:val="0"/>
+                <w:bCs w:val="0"/>
               </w:rPr>
             </w:pPr>
             <w:r>
-              <w:rPr>
-                <w:b/>
-                <w:bCs/>
-              </w:rPr>
               <w:t>Importance</w:t>
             </w:r>
           </w:p>
@@ -1478,12 +1455,13 @@
       </w:tr>
       <w:tr>
         <w:trPr>
-          <w:tblCellSpacing w:w="15" w:type="dxa"/>
+          <w:cnfStyle w:val="000000100000" w:firstRow="0" w:lastRow="0" w:firstColumn="0" w:lastColumn="0" w:oddVBand="0" w:evenVBand="0" w:oddHBand="1" w:evenHBand="0" w:firstRowFirstColumn="0" w:firstRowLastColumn="0" w:lastRowFirstColumn="0" w:lastRowLastColumn="0"/>
+          <w:trHeight w:val="326"/>
         </w:trPr>
         <w:tc>
           <w:tcPr>
+            <w:cnfStyle w:val="001000000000" w:firstRow="0" w:lastRow="0" w:firstColumn="1" w:lastColumn="0" w:oddVBand="0" w:evenVBand="0" w:oddHBand="0" w:evenHBand="0" w:firstRowFirstColumn="0" w:firstRowLastColumn="0" w:lastRowFirstColumn="0" w:lastRowLastColumn="0"/>
             <w:tcW w:w="0" w:type="auto"/>
-            <w:vAlign w:val="center"/>
             <w:hideMark/>
           </w:tcPr>
           <w:p>
@@ -1495,10 +1473,12 @@
         <w:tc>
           <w:tcPr>
             <w:tcW w:w="0" w:type="auto"/>
-            <w:vAlign w:val="center"/>
             <w:hideMark/>
           </w:tcPr>
           <w:p>
+            <w:pPr>
+              <w:cnfStyle w:val="000000100000" w:firstRow="0" w:lastRow="0" w:firstColumn="0" w:lastColumn="0" w:oddVBand="0" w:evenVBand="0" w:oddHBand="1" w:evenHBand="0" w:firstRowFirstColumn="0" w:firstRowLastColumn="0" w:lastRowFirstColumn="0" w:lastRowLastColumn="0"/>
+            </w:pPr>
             <w:r>
               <w:t>Indicates acidity or alkalinity of water</w:t>
             </w:r>
@@ -1507,12 +1487,12 @@
       </w:tr>
       <w:tr>
         <w:trPr>
-          <w:tblCellSpacing w:w="15" w:type="dxa"/>
+          <w:trHeight w:val="318"/>
         </w:trPr>
         <w:tc>
           <w:tcPr>
+            <w:cnfStyle w:val="001000000000" w:firstRow="0" w:lastRow="0" w:firstColumn="1" w:lastColumn="0" w:oddVBand="0" w:evenVBand="0" w:oddHBand="0" w:evenHBand="0" w:firstRowFirstColumn="0" w:firstRowLastColumn="0" w:lastRowFirstColumn="0" w:lastRowLastColumn="0"/>
             <w:tcW w:w="0" w:type="auto"/>
-            <w:vAlign w:val="center"/>
             <w:hideMark/>
           </w:tcPr>
           <w:p>
@@ -1524,10 +1504,12 @@
         <w:tc>
           <w:tcPr>
             <w:tcW w:w="0" w:type="auto"/>
-            <w:vAlign w:val="center"/>
             <w:hideMark/>
           </w:tcPr>
           <w:p>
+            <w:pPr>
+              <w:cnfStyle w:val="000000000000" w:firstRow="0" w:lastRow="0" w:firstColumn="0" w:lastColumn="0" w:oddVBand="0" w:evenVBand="0" w:oddHBand="0" w:evenHBand="0" w:firstRowFirstColumn="0" w:firstRowLastColumn="0" w:lastRowFirstColumn="0" w:lastRowLastColumn="0"/>
+            </w:pPr>
             <w:r>
               <w:t>Essential for aquatic life</w:t>
             </w:r>
@@ -1536,12 +1518,13 @@
       </w:tr>
       <w:tr>
         <w:trPr>
-          <w:tblCellSpacing w:w="15" w:type="dxa"/>
+          <w:cnfStyle w:val="000000100000" w:firstRow="0" w:lastRow="0" w:firstColumn="0" w:lastColumn="0" w:oddVBand="0" w:evenVBand="0" w:oddHBand="1" w:evenHBand="0" w:firstRowFirstColumn="0" w:firstRowLastColumn="0" w:lastRowFirstColumn="0" w:lastRowLastColumn="0"/>
+          <w:trHeight w:val="326"/>
         </w:trPr>
         <w:tc>
           <w:tcPr>
+            <w:cnfStyle w:val="001000000000" w:firstRow="0" w:lastRow="0" w:firstColumn="1" w:lastColumn="0" w:oddVBand="0" w:evenVBand="0" w:oddHBand="0" w:evenHBand="0" w:firstRowFirstColumn="0" w:firstRowLastColumn="0" w:lastRowFirstColumn="0" w:lastRowLastColumn="0"/>
             <w:tcW w:w="0" w:type="auto"/>
-            <w:vAlign w:val="center"/>
             <w:hideMark/>
           </w:tcPr>
           <w:p>
@@ -1553,10 +1536,12 @@
         <w:tc>
           <w:tcPr>
             <w:tcW w:w="0" w:type="auto"/>
-            <w:vAlign w:val="center"/>
             <w:hideMark/>
           </w:tcPr>
           <w:p>
+            <w:pPr>
+              <w:cnfStyle w:val="000000100000" w:firstRow="0" w:lastRow="0" w:firstColumn="0" w:lastColumn="0" w:oddVBand="0" w:evenVBand="0" w:oddHBand="1" w:evenHBand="0" w:firstRowFirstColumn="0" w:firstRowLastColumn="0" w:lastRowFirstColumn="0" w:lastRowLastColumn="0"/>
+            </w:pPr>
             <w:r>
               <w:t>Measures dissolved minerals in water</w:t>
             </w:r>
@@ -1565,12 +1550,12 @@
       </w:tr>
       <w:tr>
         <w:trPr>
-          <w:tblCellSpacing w:w="15" w:type="dxa"/>
+          <w:trHeight w:val="318"/>
         </w:trPr>
         <w:tc>
           <w:tcPr>
+            <w:cnfStyle w:val="001000000000" w:firstRow="0" w:lastRow="0" w:firstColumn="1" w:lastColumn="0" w:oddVBand="0" w:evenVBand="0" w:oddHBand="0" w:evenHBand="0" w:firstRowFirstColumn="0" w:firstRowLastColumn="0" w:lastRowFirstColumn="0" w:lastRowLastColumn="0"/>
             <w:tcW w:w="0" w:type="auto"/>
-            <w:vAlign w:val="center"/>
             <w:hideMark/>
           </w:tcPr>
           <w:p>
@@ -1582,10 +1567,12 @@
         <w:tc>
           <w:tcPr>
             <w:tcW w:w="0" w:type="auto"/>
-            <w:vAlign w:val="center"/>
             <w:hideMark/>
           </w:tcPr>
           <w:p>
+            <w:pPr>
+              <w:cnfStyle w:val="000000000000" w:firstRow="0" w:lastRow="0" w:firstColumn="0" w:lastColumn="0" w:oddVBand="0" w:evenVBand="0" w:oddHBand="0" w:evenHBand="0" w:firstRowFirstColumn="0" w:firstRowLastColumn="0" w:lastRowFirstColumn="0" w:lastRowLastColumn="0"/>
+            </w:pPr>
             <w:r>
               <w:t>Indicates organic pollution level</w:t>
             </w:r>
@@ -1594,12 +1581,13 @@
       </w:tr>
       <w:tr>
         <w:trPr>
-          <w:tblCellSpacing w:w="15" w:type="dxa"/>
+          <w:cnfStyle w:val="000000100000" w:firstRow="0" w:lastRow="0" w:firstColumn="0" w:lastColumn="0" w:oddVBand="0" w:evenVBand="0" w:oddHBand="1" w:evenHBand="0" w:firstRowFirstColumn="0" w:firstRowLastColumn="0" w:lastRowFirstColumn="0" w:lastRowLastColumn="0"/>
+          <w:trHeight w:val="326"/>
         </w:trPr>
         <w:tc>
           <w:tcPr>
+            <w:cnfStyle w:val="001000000000" w:firstRow="0" w:lastRow="0" w:firstColumn="1" w:lastColumn="0" w:oddVBand="0" w:evenVBand="0" w:oddHBand="0" w:evenHBand="0" w:firstRowFirstColumn="0" w:firstRowLastColumn="0" w:lastRowFirstColumn="0" w:lastRowLastColumn="0"/>
             <w:tcW w:w="0" w:type="auto"/>
-            <w:vAlign w:val="center"/>
             <w:hideMark/>
           </w:tcPr>
           <w:p>
@@ -1611,10 +1599,12 @@
         <w:tc>
           <w:tcPr>
             <w:tcW w:w="0" w:type="auto"/>
-            <w:vAlign w:val="center"/>
             <w:hideMark/>
           </w:tcPr>
           <w:p>
+            <w:pPr>
+              <w:cnfStyle w:val="000000100000" w:firstRow="0" w:lastRow="0" w:firstColumn="0" w:lastColumn="0" w:oddVBand="0" w:evenVBand="0" w:oddHBand="1" w:evenHBand="0" w:firstRowFirstColumn="0" w:firstRowLastColumn="0" w:lastRowFirstColumn="0" w:lastRowLastColumn="0"/>
+            </w:pPr>
             <w:r>
               <w:t>Presence of harmful bacteria must be minimal</w:t>
             </w:r>
@@ -1640,7 +1630,7 @@
     <w:p>
       <w:r>
         <w:pict w14:anchorId="2567C230">
-          <v:rect id="_x0000_i1121" style="width:0;height:1.5pt" o:hralign="center" o:hrstd="t" o:hr="t" fillcolor="#a0a0a0" stroked="f"/>
+          <v:rect id="_x0000_i1036" style="width:0;height:1.5pt" o:hralign="center" o:hrstd="t" o:hr="t" fillcolor="#a0a0a0" stroked="f"/>
         </w:pict>
       </w:r>
     </w:p>
@@ -1741,21 +1731,8 @@
         </w:numPr>
       </w:pPr>
       <w:r>
-        <w:t xml:space="preserve">Clear, </w:t>
-      </w:r>
-      <w:proofErr w:type="spellStart"/>
-      <w:r>
-        <w:t>odorless</w:t>
-      </w:r>
-      <w:proofErr w:type="spellEnd"/>
-      <w:r>
-        <w:t xml:space="preserve">, and </w:t>
-      </w:r>
-      <w:proofErr w:type="spellStart"/>
-      <w:r>
-        <w:t>colorless</w:t>
-      </w:r>
-      <w:proofErr w:type="spellEnd"/>
+        <w:t>Clear, odorless, and colorless</w:t>
+      </w:r>
     </w:p>
     <w:p>
       <w:pPr>
@@ -1801,7 +1778,7 @@
     <w:p>
       <w:r>
         <w:pict w14:anchorId="1891606A">
-          <v:rect id="_x0000_i1122" style="width:0;height:1.5pt" o:hralign="center" o:hrstd="t" o:hr="t" fillcolor="#a0a0a0" stroked="f"/>
+          <v:rect id="_x0000_i1037" style="width:0;height:1.5pt" o:hralign="center" o:hrstd="t" o:hr="t" fillcolor="#a0a0a0" stroked="f"/>
         </w:pict>
       </w:r>
     </w:p>
@@ -1912,7 +1889,6 @@
               <w:spacing w:after="160" w:line="259" w:lineRule="auto"/>
             </w:pPr>
             <w:r>
-              <w:lastRenderedPageBreak/>
               <w:t>Water Quality Standards</w:t>
             </w:r>
           </w:p>
@@ -1948,6 +1924,7 @@
               <w:spacing w:after="160" w:line="259" w:lineRule="auto"/>
             </w:pPr>
             <w:r>
+              <w:lastRenderedPageBreak/>
               <w:t>Safe Water Parameters</w:t>
             </w:r>
           </w:p>
@@ -2056,7 +2033,7 @@
     <w:p>
       <w:r>
         <w:pict w14:anchorId="31BD0C90">
-          <v:rect id="_x0000_i1159" style="width:0;height:1.5pt" o:hralign="center" o:hrstd="t" o:hr="t" fillcolor="#a0a0a0" stroked="f"/>
+          <v:rect id="_x0000_i1038" style="width:0;height:1.5pt" o:hralign="center" o:hrstd="t" o:hr="t" fillcolor="#a0a0a0" stroked="f"/>
         </w:pict>
       </w:r>
     </w:p>
@@ -2235,7 +2212,7 @@
     <w:p>
       <w:r>
         <w:pict w14:anchorId="3C97B433">
-          <v:rect id="_x0000_i1160" style="width:0;height:1.5pt" o:hralign="center" o:hrstd="t" o:hr="t" fillcolor="#a0a0a0" stroked="f"/>
+          <v:rect id="_x0000_i1039" style="width:0;height:1.5pt" o:hralign="center" o:hrstd="t" o:hr="t" fillcolor="#a0a0a0" stroked="f"/>
         </w:pict>
       </w:r>
     </w:p>
@@ -2325,22 +2302,22 @@
         </w:numPr>
       </w:pPr>
       <w:r>
+        <w:t>human excreta</w:t>
+      </w:r>
+    </w:p>
+    <w:p>
+      <w:pPr>
+        <w:rPr>
+          <w:b/>
+          <w:bCs/>
+        </w:rPr>
+      </w:pPr>
+      <w:r>
+        <w:rPr>
+          <w:b/>
+          <w:bCs/>
+        </w:rPr>
         <w:lastRenderedPageBreak/>
-        <w:t>human excreta</w:t>
-      </w:r>
-    </w:p>
-    <w:p>
-      <w:pPr>
-        <w:rPr>
-          <w:b/>
-          <w:bCs/>
-        </w:rPr>
-      </w:pPr>
-      <w:r>
-        <w:rPr>
-          <w:b/>
-          <w:bCs/>
-        </w:rPr>
         <w:t>Effects</w:t>
       </w:r>
     </w:p>
@@ -2400,7 +2377,7 @@
     <w:p>
       <w:r>
         <w:pict w14:anchorId="22E8D1BC">
-          <v:rect id="_x0000_i1161" style="width:0;height:1.5pt" o:hralign="center" o:hrstd="t" o:hr="t" fillcolor="#a0a0a0" stroked="f"/>
+          <v:rect id="_x0000_i1040" style="width:0;height:1.5pt" o:hralign="center" o:hrstd="t" o:hr="t" fillcolor="#a0a0a0" stroked="f"/>
         </w:pict>
       </w:r>
     </w:p>
@@ -2560,7 +2537,7 @@
     <w:p>
       <w:r>
         <w:pict w14:anchorId="58C2DE88">
-          <v:rect id="_x0000_i1162" style="width:0;height:1.5pt" o:hralign="center" o:hrstd="t" o:hr="t" fillcolor="#a0a0a0" stroked="f"/>
+          <v:rect id="_x0000_i1041" style="width:0;height:1.5pt" o:hralign="center" o:hrstd="t" o:hr="t" fillcolor="#a0a0a0" stroked="f"/>
         </w:pict>
       </w:r>
     </w:p>
@@ -2665,7 +2642,7 @@
     <w:p>
       <w:r>
         <w:pict w14:anchorId="46DFDAF4">
-          <v:rect id="_x0000_i1163" style="width:0;height:1.5pt" o:hralign="center" o:hrstd="t" o:hr="t" fillcolor="#a0a0a0" stroked="f"/>
+          <v:rect id="_x0000_i1042" style="width:0;height:1.5pt" o:hralign="center" o:hrstd="t" o:hr="t" fillcolor="#a0a0a0" stroked="f"/>
         </w:pict>
       </w:r>
     </w:p>
@@ -2681,7 +2658,6 @@
           <w:b/>
           <w:bCs/>
         </w:rPr>
-        <w:lastRenderedPageBreak/>
         <w:t>Summary Table</w:t>
       </w:r>
     </w:p>
@@ -2711,6 +2687,7 @@
               <w:spacing w:after="160" w:line="259" w:lineRule="auto"/>
             </w:pPr>
             <w:r>
+              <w:lastRenderedPageBreak/>
               <w:t>Source</w:t>
             </w:r>
           </w:p>
@@ -2981,7 +2958,7 @@
     <w:p>
       <w:r>
         <w:pict w14:anchorId="7FE1305C">
-          <v:rect id="_x0000_i1187" style="width:0;height:1.5pt" o:hralign="center" o:hrstd="t" o:hr="t" fillcolor="#a0a0a0" stroked="f"/>
+          <v:rect id="_x0000_i1043" style="width:0;height:1.5pt" o:hralign="center" o:hrstd="t" o:hr="t" fillcolor="#a0a0a0" stroked="f"/>
         </w:pict>
       </w:r>
     </w:p>
@@ -3027,15 +3004,7 @@
         <w:t>change the physical properties of water</w:t>
       </w:r>
       <w:r>
-        <w:t xml:space="preserve">, such as </w:t>
-      </w:r>
-      <w:proofErr w:type="spellStart"/>
-      <w:r>
-        <w:t>color</w:t>
-      </w:r>
-      <w:proofErr w:type="spellEnd"/>
-      <w:r>
-        <w:t>, temperature, turbidity, or smell.</w:t>
+        <w:t>, such as color, temperature, turbidity, or smell.</w:t>
       </w:r>
     </w:p>
     <w:p>
@@ -3178,7 +3147,7 @@
     <w:p>
       <w:r>
         <w:pict w14:anchorId="7D093B0B">
-          <v:rect id="_x0000_i1188" style="width:0;height:1.5pt" o:hralign="center" o:hrstd="t" o:hr="t" fillcolor="#a0a0a0" stroked="f"/>
+          <v:rect id="_x0000_i1044" style="width:0;height:1.5pt" o:hralign="center" o:hrstd="t" o:hr="t" fillcolor="#a0a0a0" stroked="f"/>
         </w:pict>
       </w:r>
     </w:p>
@@ -3239,18 +3208,18 @@
           <w:b/>
           <w:bCs/>
         </w:rPr>
+        <w:t>Sources</w:t>
+      </w:r>
+    </w:p>
+    <w:p>
+      <w:pPr>
+        <w:numPr>
+          <w:ilvl w:val="0"/>
+          <w:numId w:val="17"/>
+        </w:numPr>
+      </w:pPr>
+      <w:r>
         <w:lastRenderedPageBreak/>
-        <w:t>Sources</w:t>
-      </w:r>
-    </w:p>
-    <w:p>
-      <w:pPr>
-        <w:numPr>
-          <w:ilvl w:val="0"/>
-          <w:numId w:val="17"/>
-        </w:numPr>
-      </w:pPr>
-      <w:r>
         <w:t>industrial waste</w:t>
       </w:r>
     </w:p>
@@ -3395,7 +3364,7 @@
     <w:p>
       <w:r>
         <w:pict w14:anchorId="662B1E7D">
-          <v:rect id="_x0000_i1189" style="width:0;height:1.5pt" o:hralign="center" o:hrstd="t" o:hr="t" fillcolor="#a0a0a0" stroked="f"/>
+          <v:rect id="_x0000_i1045" style="width:0;height:1.5pt" o:hralign="center" o:hrstd="t" o:hr="t" fillcolor="#a0a0a0" stroked="f"/>
         </w:pict>
       </w:r>
     </w:p>
@@ -3596,7 +3565,6 @@
         </w:numPr>
       </w:pPr>
       <w:r>
-        <w:lastRenderedPageBreak/>
         <w:t>health hazards for humans and animals</w:t>
       </w:r>
     </w:p>
@@ -3607,6 +3575,7 @@
         </w:pBdr>
       </w:pPr>
       <w:r>
+        <w:lastRenderedPageBreak/>
         <w:t>Example:</w:t>
       </w:r>
       <w:r>
@@ -3657,7 +3626,7 @@
     <w:p>
       <w:r>
         <w:pict w14:anchorId="1FFF1D83">
-          <v:rect id="_x0000_i1205" style="width:0;height:1.5pt" o:hralign="center" o:hrstd="t" o:hr="t" fillcolor="#a0a0a0" stroked="f"/>
+          <v:rect id="_x0000_i1046" style="width:0;height:1.5pt" o:hralign="center" o:hrstd="t" o:hr="t" fillcolor="#a0a0a0" stroked="f"/>
         </w:pict>
       </w:r>
     </w:p>
@@ -3721,13 +3690,8 @@
         <w:t>Waterborne diseases</w:t>
       </w:r>
       <w:r>
-        <w:t xml:space="preserve"> such as cholera, typhoid, dysentery, and </w:t>
-      </w:r>
-      <w:proofErr w:type="spellStart"/>
-      <w:r>
-        <w:t>diarrhea</w:t>
-      </w:r>
-      <w:proofErr w:type="spellEnd"/>
+        <w:t xml:space="preserve"> such as cholera, typhoid, dysentery, and diarrhea</w:t>
+      </w:r>
     </w:p>
     <w:p>
       <w:pPr>
@@ -3816,7 +3780,7 @@
     <w:p>
       <w:r>
         <w:pict w14:anchorId="191BF3CC">
-          <v:rect id="_x0000_i1206" style="width:0;height:1.5pt" o:hralign="center" o:hrstd="t" o:hr="t" fillcolor="#a0a0a0" stroked="f"/>
+          <v:rect id="_x0000_i1047" style="width:0;height:1.5pt" o:hralign="center" o:hrstd="t" o:hr="t" fillcolor="#a0a0a0" stroked="f"/>
         </w:pict>
       </w:r>
     </w:p>
@@ -3991,7 +3955,7 @@
     <w:p>
       <w:r>
         <w:pict w14:anchorId="3C7132D5">
-          <v:rect id="_x0000_i1227" style="width:0;height:1.5pt" o:hralign="center" o:hrstd="t" o:hr="t" fillcolor="#a0a0a0" stroked="f"/>
+          <v:rect id="_x0000_i1048" style="width:0;height:1.5pt" o:hralign="center" o:hrstd="t" o:hr="t" fillcolor="#a0a0a0" stroked="f"/>
         </w:pict>
       </w:r>
     </w:p>
@@ -4007,12 +3971,12 @@
           <w:b/>
           <w:bCs/>
         </w:rPr>
+        <w:t>1. Wastewater Treatment</w:t>
+      </w:r>
+    </w:p>
+    <w:p>
+      <w:r>
         <w:lastRenderedPageBreak/>
-        <w:t>1. Wastewater Treatment</w:t>
-      </w:r>
-    </w:p>
-    <w:p>
-      <w:r>
         <w:t xml:space="preserve">Wastewater treatment is the process of </w:t>
       </w:r>
       <w:r>
@@ -4172,7 +4136,7 @@
     <w:p>
       <w:r>
         <w:pict w14:anchorId="5DB7EDB8">
-          <v:rect id="_x0000_i1228" style="width:0;height:1.5pt" o:hralign="center" o:hrstd="t" o:hr="t" fillcolor="#a0a0a0" stroked="f"/>
+          <v:rect id="_x0000_i1049" style="width:0;height:1.5pt" o:hralign="center" o:hrstd="t" o:hr="t" fillcolor="#a0a0a0" stroked="f"/>
         </w:pict>
       </w:r>
     </w:p>
@@ -4298,7 +4262,7 @@
     <w:p>
       <w:r>
         <w:pict w14:anchorId="74278B99">
-          <v:rect id="_x0000_i1229" style="width:0;height:1.5pt" o:hralign="center" o:hrstd="t" o:hr="t" fillcolor="#a0a0a0" stroked="f"/>
+          <v:rect id="_x0000_i1050" style="width:0;height:1.5pt" o:hralign="center" o:hrstd="t" o:hr="t" fillcolor="#a0a0a0" stroked="f"/>
         </w:pict>
       </w:r>
     </w:p>
@@ -4341,18 +4305,18 @@
         </w:numPr>
       </w:pPr>
       <w:r>
+        <w:t>reducing use of chemical fertilizers and pesticides</w:t>
+      </w:r>
+    </w:p>
+    <w:p>
+      <w:pPr>
+        <w:numPr>
+          <w:ilvl w:val="0"/>
+          <w:numId w:val="30"/>
+        </w:numPr>
+      </w:pPr>
+      <w:r>
         <w:lastRenderedPageBreak/>
-        <w:t>reducing use of chemical fertilizers and pesticides</w:t>
-      </w:r>
-    </w:p>
-    <w:p>
-      <w:pPr>
-        <w:numPr>
-          <w:ilvl w:val="0"/>
-          <w:numId w:val="30"/>
-        </w:numPr>
-      </w:pPr>
-      <w:r>
         <w:t>promoting recycling and reuse of water</w:t>
       </w:r>
     </w:p>
@@ -4399,8 +4363,13 @@
         </w:rPr>
         <w:t>Composition of Air</w:t>
       </w:r>
-    </w:p>
-    <w:p>
+      <w:r>
+        <w:rPr>
+          <w:b/>
+          <w:bCs/>
+        </w:rPr>
+        <w:t xml:space="preserve">: </w:t>
+      </w:r>
       <w:r>
         <w:t xml:space="preserve">Before understanding air pollution, it is important to know the </w:t>
       </w:r>
@@ -4418,7 +4387,7 @@
     <w:p>
       <w:r>
         <w:pict w14:anchorId="5ABD8A3A">
-          <v:rect id="_x0000_i1269" style="width:0;height:1.5pt" o:hralign="center" o:hrstd="t" o:hr="t" fillcolor="#a0a0a0" stroked="f"/>
+          <v:rect id="_x0000_i1051" style="width:0;height:1.5pt" o:hralign="center" o:hrstd="t" o:hr="t" fillcolor="#a0a0a0" stroked="f"/>
         </w:pict>
       </w:r>
     </w:p>
@@ -4615,15 +4584,7 @@
               <w:spacing w:after="160" w:line="259" w:lineRule="auto"/>
             </w:pPr>
             <w:r>
-              <w:t>Argon (</w:t>
-            </w:r>
-            <w:proofErr w:type="spellStart"/>
-            <w:r>
-              <w:t>Ar</w:t>
-            </w:r>
-            <w:proofErr w:type="spellEnd"/>
-            <w:r>
-              <w:t>)</w:t>
+              <w:t>Argon (Ar)</w:t>
             </w:r>
           </w:p>
         </w:tc>
@@ -4759,7 +4720,7 @@
     <w:p>
       <w:r>
         <w:pict w14:anchorId="346CB142">
-          <v:rect id="_x0000_i1270" style="width:0;height:1.5pt" o:hralign="center" o:hrstd="t" o:hr="t" fillcolor="#a0a0a0" stroked="f"/>
+          <v:rect id="_x0000_i1052" style="width:0;height:1.5pt" o:hralign="center" o:hrstd="t" o:hr="t" fillcolor="#a0a0a0" stroked="f"/>
         </w:pict>
       </w:r>
     </w:p>
@@ -4829,7 +4790,7 @@
     <w:p>
       <w:r>
         <w:pict w14:anchorId="48D8F0D1">
-          <v:rect id="_x0000_i1271" style="width:0;height:1.5pt" o:hralign="center" o:hrstd="t" o:hr="t" fillcolor="#a0a0a0" stroked="f"/>
+          <v:rect id="_x0000_i1053" style="width:0;height:1.5pt" o:hralign="center" o:hrstd="t" o:hr="t" fillcolor="#a0a0a0" stroked="f"/>
         </w:pict>
       </w:r>
     </w:p>
@@ -4884,7 +4845,7 @@
     <w:p>
       <w:r>
         <w:pict w14:anchorId="459B5279">
-          <v:rect id="_x0000_i1272" style="width:0;height:1.5pt" o:hralign="center" o:hrstd="t" o:hr="t" fillcolor="#a0a0a0" stroked="f"/>
+          <v:rect id="_x0000_i1054" style="width:0;height:1.5pt" o:hralign="center" o:hrstd="t" o:hr="t" fillcolor="#a0a0a0" stroked="f"/>
         </w:pict>
       </w:r>
     </w:p>
@@ -4911,35 +4872,35 @@
         </w:numPr>
       </w:pPr>
       <w:r>
+        <w:t xml:space="preserve">Used by plants in </w:t>
+      </w:r>
+      <w:r>
+        <w:rPr>
+          <w:b/>
+          <w:bCs/>
+        </w:rPr>
+        <w:t>photosynthesis</w:t>
+      </w:r>
+      <w:r>
+        <w:t xml:space="preserve"> to produce food</w:t>
+      </w:r>
+    </w:p>
+    <w:p>
+      <w:pPr>
+        <w:numPr>
+          <w:ilvl w:val="0"/>
+          <w:numId w:val="33"/>
+        </w:numPr>
+      </w:pPr>
+      <w:r>
         <w:lastRenderedPageBreak/>
-        <w:t xml:space="preserve">Used by plants in </w:t>
-      </w:r>
-      <w:r>
-        <w:rPr>
-          <w:b/>
-          <w:bCs/>
-        </w:rPr>
-        <w:t>photosynthesis</w:t>
-      </w:r>
-      <w:r>
-        <w:t xml:space="preserve"> to produce food</w:t>
-      </w:r>
-    </w:p>
-    <w:p>
-      <w:pPr>
-        <w:numPr>
-          <w:ilvl w:val="0"/>
-          <w:numId w:val="33"/>
-        </w:numPr>
-      </w:pPr>
-      <w:r>
         <w:t>Helps regulate Earth's temperature through the greenhouse effect</w:t>
       </w:r>
     </w:p>
     <w:p>
       <w:r>
         <w:pict w14:anchorId="72B7CFE9">
-          <v:rect id="_x0000_i1273" style="width:0;height:1.5pt" o:hralign="center" o:hrstd="t" o:hr="t" fillcolor="#a0a0a0" stroked="f"/>
+          <v:rect id="_x0000_i1055" style="width:0;height:1.5pt" o:hralign="center" o:hrstd="t" o:hr="t" fillcolor="#a0a0a0" stroked="f"/>
         </w:pict>
       </w:r>
     </w:p>
@@ -5008,7 +4969,7 @@
     <w:p>
       <w:r>
         <w:pict w14:anchorId="10B00353">
-          <v:rect id="_x0000_i1274" style="width:0;height:1.5pt" o:hralign="center" o:hrstd="t" o:hr="t" fillcolor="#a0a0a0" stroked="f"/>
+          <v:rect id="_x0000_i1056" style="width:0;height:1.5pt" o:hralign="center" o:hrstd="t" o:hr="t" fillcolor="#a0a0a0" stroked="f"/>
         </w:pict>
       </w:r>
     </w:p>
@@ -5164,7 +5125,7 @@
     <w:p>
       <w:r>
         <w:pict w14:anchorId="6D2602ED">
-          <v:rect id="_x0000_i1317" style="width:0;height:1.5pt" o:hralign="center" o:hrstd="t" o:hr="t" fillcolor="#a0a0a0" stroked="f"/>
+          <v:rect id="_x0000_i1057" style="width:0;height:1.5pt" o:hralign="center" o:hrstd="t" o:hr="t" fillcolor="#a0a0a0" stroked="f"/>
         </w:pict>
       </w:r>
     </w:p>
@@ -5289,15 +5250,7 @@
               <w:cnfStyle w:val="000000100000" w:firstRow="0" w:lastRow="0" w:firstColumn="0" w:lastColumn="0" w:oddVBand="0" w:evenVBand="0" w:oddHBand="1" w:evenHBand="0" w:firstRowFirstColumn="0" w:firstRowLastColumn="0" w:lastRowFirstColumn="0" w:lastRowLastColumn="0"/>
             </w:pPr>
             <w:r>
-              <w:t xml:space="preserve">Weather occurs </w:t>
-            </w:r>
-            <w:proofErr w:type="gramStart"/>
-            <w:r>
-              <w:t>here,</w:t>
-            </w:r>
-            <w:proofErr w:type="gramEnd"/>
-            <w:r>
-              <w:t xml:space="preserve"> most air pollution happens here</w:t>
+              <w:t>Weather occurs here, most air pollution happens here</w:t>
             </w:r>
           </w:p>
         </w:tc>
@@ -5450,7 +5403,7 @@
     <w:p>
       <w:r>
         <w:pict w14:anchorId="664B1E14">
-          <v:rect id="_x0000_i1318" style="width:0;height:1.5pt" o:hralign="center" o:hrstd="t" o:hr="t" fillcolor="#a0a0a0" stroked="f"/>
+          <v:rect id="_x0000_i1058" style="width:0;height:1.5pt" o:hralign="center" o:hrstd="t" o:hr="t" fillcolor="#a0a0a0" stroked="f"/>
         </w:pict>
       </w:r>
     </w:p>
@@ -5522,15 +5475,36 @@
         </w:numPr>
       </w:pPr>
       <w:r>
+        <w:t xml:space="preserve">Contains about </w:t>
+      </w:r>
+      <w:r>
+        <w:rPr>
+          <w:b/>
+          <w:bCs/>
+        </w:rPr>
+        <w:t>75% of the atmosphere's gases</w:t>
+      </w:r>
+    </w:p>
+    <w:p>
+      <w:pPr>
+        <w:numPr>
+          <w:ilvl w:val="0"/>
+          <w:numId w:val="36"/>
+        </w:numPr>
+      </w:pPr>
+      <w:r>
         <w:lastRenderedPageBreak/>
-        <w:t xml:space="preserve">Contains about </w:t>
-      </w:r>
-      <w:r>
-        <w:rPr>
-          <w:b/>
-          <w:bCs/>
-        </w:rPr>
-        <w:t>75% of the atmosphere's gases</w:t>
+        <w:t xml:space="preserve">All </w:t>
+      </w:r>
+      <w:r>
+        <w:rPr>
+          <w:b/>
+          <w:bCs/>
+        </w:rPr>
+        <w:t>weather phenomena</w:t>
+      </w:r>
+      <w:r>
+        <w:t xml:space="preserve"> occur here</w:t>
       </w:r>
     </w:p>
     <w:p>
@@ -5541,27 +5515,6 @@
         </w:numPr>
       </w:pPr>
       <w:r>
-        <w:t xml:space="preserve">All </w:t>
-      </w:r>
-      <w:r>
-        <w:rPr>
-          <w:b/>
-          <w:bCs/>
-        </w:rPr>
-        <w:t>weather phenomena</w:t>
-      </w:r>
-      <w:r>
-        <w:t xml:space="preserve"> occur here</w:t>
-      </w:r>
-    </w:p>
-    <w:p>
-      <w:pPr>
-        <w:numPr>
-          <w:ilvl w:val="0"/>
-          <w:numId w:val="36"/>
-        </w:numPr>
-      </w:pPr>
-      <w:r>
         <w:t xml:space="preserve">Most </w:t>
       </w:r>
       <w:r>
@@ -5605,7 +5558,7 @@
     <w:p>
       <w:r>
         <w:pict w14:anchorId="6ACDD954">
-          <v:rect id="_x0000_i1319" style="width:0;height:1.5pt" o:hralign="center" o:hrstd="t" o:hr="t" fillcolor="#a0a0a0" stroked="f"/>
+          <v:rect id="_x0000_i1059" style="width:0;height:1.5pt" o:hralign="center" o:hrstd="t" o:hr="t" fillcolor="#a0a0a0" stroked="f"/>
         </w:pict>
       </w:r>
     </w:p>
@@ -5744,7 +5697,7 @@
     <w:p>
       <w:r>
         <w:pict w14:anchorId="76175337">
-          <v:rect id="_x0000_i1320" style="width:0;height:1.5pt" o:hralign="center" o:hrstd="t" o:hr="t" fillcolor="#a0a0a0" stroked="f"/>
+          <v:rect id="_x0000_i1060" style="width:0;height:1.5pt" o:hralign="center" o:hrstd="t" o:hr="t" fillcolor="#a0a0a0" stroked="f"/>
         </w:pict>
       </w:r>
     </w:p>
@@ -5827,6 +5780,17 @@
         </w:numPr>
       </w:pPr>
       <w:r>
+        <w:t>The air is very dense in this layer</w:t>
+      </w:r>
+    </w:p>
+    <w:p>
+      <w:pPr>
+        <w:numPr>
+          <w:ilvl w:val="0"/>
+          <w:numId w:val="38"/>
+        </w:numPr>
+      </w:pPr>
+      <w:r>
         <w:t>Meteors entering Earth's atmosphere burn in this layer</w:t>
       </w:r>
     </w:p>
@@ -5863,7 +5827,7 @@
     <w:p>
       <w:r>
         <w:pict w14:anchorId="77E04DCD">
-          <v:rect id="_x0000_i1321" style="width:0;height:1.5pt" o:hralign="center" o:hrstd="t" o:hr="t" fillcolor="#a0a0a0" stroked="f"/>
+          <v:rect id="_x0000_i1061" style="width:0;height:1.5pt" o:hralign="center" o:hrstd="t" o:hr="t" fillcolor="#a0a0a0" stroked="f"/>
         </w:pict>
       </w:r>
     </w:p>
@@ -6004,7 +5968,7 @@
     <w:p>
       <w:r>
         <w:pict w14:anchorId="7315B62B">
-          <v:rect id="_x0000_i1322" style="width:0;height:1.5pt" o:hralign="center" o:hrstd="t" o:hr="t" fillcolor="#a0a0a0" stroked="f"/>
+          <v:rect id="_x0000_i1062" style="width:0;height:1.5pt" o:hralign="center" o:hrstd="t" o:hr="t" fillcolor="#a0a0a0" stroked="f"/>
         </w:pict>
       </w:r>
     </w:p>
@@ -6351,13 +6315,8 @@
             <w:pPr>
               <w:spacing w:after="160" w:line="259" w:lineRule="auto"/>
             </w:pPr>
-            <w:proofErr w:type="spellStart"/>
             <w:r>
-              <w:t>Sulfur</w:t>
-            </w:r>
-            <w:proofErr w:type="spellEnd"/>
-            <w:r>
-              <w:t xml:space="preserve"> Dioxide (SO₂)</w:t>
+              <w:t>Sulfur Dioxide (SO₂)</w:t>
             </w:r>
           </w:p>
         </w:tc>
@@ -6559,7 +6518,7 @@
       <w:r>
         <w:lastRenderedPageBreak/>
         <w:pict w14:anchorId="0FF47964">
-          <v:rect id="_x0000_i1353" style="width:0;height:1.5pt" o:hralign="center" o:hrstd="t" o:hr="t" fillcolor="#a0a0a0" stroked="f"/>
+          <v:rect id="_x0000_i1063" style="width:0;height:1.5pt" o:hralign="center" o:hrstd="t" o:hr="t" fillcolor="#a0a0a0" stroked="f"/>
         </w:pict>
       </w:r>
     </w:p>
@@ -6714,7 +6673,7 @@
     <w:p>
       <w:r>
         <w:pict w14:anchorId="30E1B1FE">
-          <v:rect id="_x0000_i1354" style="width:0;height:1.5pt" o:hralign="center" o:hrstd="t" o:hr="t" fillcolor="#a0a0a0" stroked="f"/>
+          <v:rect id="_x0000_i1064" style="width:0;height:1.5pt" o:hralign="center" o:hrstd="t" o:hr="t" fillcolor="#a0a0a0" stroked="f"/>
         </w:pict>
       </w:r>
     </w:p>
@@ -6928,13 +6887,8 @@
             <w:pPr>
               <w:spacing w:after="160" w:line="259" w:lineRule="auto"/>
             </w:pPr>
-            <w:proofErr w:type="spellStart"/>
             <w:r>
-              <w:t>Sulfur</w:t>
-            </w:r>
-            <w:proofErr w:type="spellEnd"/>
-            <w:r>
-              <w:t xml:space="preserve"> Dioxide (SO₂)</w:t>
+              <w:t>Sulfur Dioxide (SO₂)</w:t>
             </w:r>
           </w:p>
         </w:tc>
@@ -7025,7 +6979,7 @@
     <w:p>
       <w:r>
         <w:pict w14:anchorId="5D762DBF">
-          <v:rect id="_x0000_i1355" style="width:0;height:1.5pt" o:hralign="center" o:hrstd="t" o:hr="t" fillcolor="#a0a0a0" stroked="f"/>
+          <v:rect id="_x0000_i1065" style="width:0;height:1.5pt" o:hralign="center" o:hrstd="t" o:hr="t" fillcolor="#a0a0a0" stroked="f"/>
         </w:pict>
       </w:r>
     </w:p>
@@ -7241,7 +7195,7 @@
     <w:p>
       <w:r>
         <w:pict w14:anchorId="19C5D560">
-          <v:rect id="_x0000_i1356" style="width:0;height:1.5pt" o:hralign="center" o:hrstd="t" o:hr="t" fillcolor="#a0a0a0" stroked="f"/>
+          <v:rect id="_x0000_i1066" style="width:0;height:1.5pt" o:hralign="center" o:hrstd="t" o:hr="t" fillcolor="#a0a0a0" stroked="f"/>
         </w:pict>
       </w:r>
     </w:p>
@@ -7509,7 +7463,7 @@
     <w:p>
       <w:r>
         <w:pict w14:anchorId="37826AE4">
-          <v:rect id="_x0000_i1397" style="width:0;height:1.5pt" o:hralign="center" o:hrstd="t" o:hr="t" fillcolor="#a0a0a0" stroked="f"/>
+          <v:rect id="_x0000_i1067" style="width:0;height:1.5pt" o:hralign="center" o:hrstd="t" o:hr="t" fillcolor="#a0a0a0" stroked="f"/>
         </w:pict>
       </w:r>
     </w:p>
@@ -7658,7 +7612,7 @@
     <w:p>
       <w:r>
         <w:pict w14:anchorId="214B7390">
-          <v:rect id="_x0000_i1398" style="width:0;height:1.5pt" o:hralign="center" o:hrstd="t" o:hr="t" fillcolor="#a0a0a0" stroked="f"/>
+          <v:rect id="_x0000_i1068" style="width:0;height:1.5pt" o:hralign="center" o:hrstd="t" o:hr="t" fillcolor="#a0a0a0" stroked="f"/>
         </w:pict>
       </w:r>
     </w:p>
@@ -7714,13 +7668,8 @@
           <w:numId w:val="44"/>
         </w:numPr>
       </w:pPr>
-      <w:proofErr w:type="spellStart"/>
-      <w:r>
-        <w:t>Sulfur</w:t>
-      </w:r>
-      <w:proofErr w:type="spellEnd"/>
-      <w:r>
-        <w:t xml:space="preserve"> dioxide (SO₂)</w:t>
+      <w:r>
+        <w:t>Sulfur dioxide (SO₂)</w:t>
       </w:r>
     </w:p>
     <w:p>
@@ -7813,7 +7762,7 @@
     <w:p>
       <w:r>
         <w:pict w14:anchorId="669D20C5">
-          <v:rect id="_x0000_i1399" style="width:0;height:1.5pt" o:hralign="center" o:hrstd="t" o:hr="t" fillcolor="#a0a0a0" stroked="f"/>
+          <v:rect id="_x0000_i1069" style="width:0;height:1.5pt" o:hralign="center" o:hrstd="t" o:hr="t" fillcolor="#a0a0a0" stroked="f"/>
         </w:pict>
       </w:r>
     </w:p>
@@ -7885,13 +7834,8 @@
           <w:numId w:val="46"/>
         </w:numPr>
       </w:pPr>
-      <w:proofErr w:type="spellStart"/>
-      <w:r>
-        <w:t>sulfur</w:t>
-      </w:r>
-      <w:proofErr w:type="spellEnd"/>
-      <w:r>
-        <w:t xml:space="preserve"> dioxide (SO₂)</w:t>
+      <w:r>
+        <w:t>sulfur dioxide (SO₂)</w:t>
       </w:r>
     </w:p>
     <w:p>
@@ -7972,7 +7916,7 @@
     <w:p>
       <w:r>
         <w:pict w14:anchorId="34FF0E04">
-          <v:rect id="_x0000_i1400" style="width:0;height:1.5pt" o:hralign="center" o:hrstd="t" o:hr="t" fillcolor="#a0a0a0" stroked="f"/>
+          <v:rect id="_x0000_i1070" style="width:0;height:1.5pt" o:hralign="center" o:hrstd="t" o:hr="t" fillcolor="#a0a0a0" stroked="f"/>
         </w:pict>
       </w:r>
     </w:p>
@@ -8111,7 +8055,7 @@
     <w:p>
       <w:r>
         <w:pict w14:anchorId="37C9913C">
-          <v:rect id="_x0000_i1401" style="width:0;height:1.5pt" o:hralign="center" o:hrstd="t" o:hr="t" fillcolor="#a0a0a0" stroked="f"/>
+          <v:rect id="_x0000_i1071" style="width:0;height:1.5pt" o:hralign="center" o:hrstd="t" o:hr="t" fillcolor="#a0a0a0" stroked="f"/>
         </w:pict>
       </w:r>
     </w:p>
@@ -8226,13 +8170,8 @@
               <w:cnfStyle w:val="000000100000" w:firstRow="0" w:lastRow="0" w:firstColumn="0" w:lastColumn="0" w:oddVBand="0" w:evenVBand="0" w:oddHBand="1" w:evenHBand="0" w:firstRowFirstColumn="0" w:firstRowLastColumn="0" w:lastRowFirstColumn="0" w:lastRowLastColumn="0"/>
             </w:pPr>
             <w:r>
-              <w:t xml:space="preserve">Fine particulate matter smaller than 2.5 </w:t>
+              <w:t>Fine particulate matter smaller than 2.5 micrometers</w:t>
             </w:r>
-            <w:proofErr w:type="spellStart"/>
-            <w:r>
-              <w:t>micrometers</w:t>
-            </w:r>
-            <w:proofErr w:type="spellEnd"/>
           </w:p>
         </w:tc>
         <w:tc>
@@ -8313,15 +8252,7 @@
               <w:spacing w:after="160" w:line="259" w:lineRule="auto"/>
             </w:pPr>
             <w:r>
-              <w:t>SO₂ (</w:t>
-            </w:r>
-            <w:proofErr w:type="spellStart"/>
-            <w:r>
-              <w:t>Sulfur</w:t>
-            </w:r>
-            <w:proofErr w:type="spellEnd"/>
-            <w:r>
-              <w:t xml:space="preserve"> dioxide)</w:t>
+              <w:t>SO₂ (Sulfur dioxide)</w:t>
             </w:r>
           </w:p>
         </w:tc>
@@ -8336,15 +8267,7 @@
               <w:cnfStyle w:val="000000100000" w:firstRow="0" w:lastRow="0" w:firstColumn="0" w:lastColumn="0" w:oddVBand="0" w:evenVBand="0" w:oddHBand="1" w:evenHBand="0" w:firstRowFirstColumn="0" w:firstRowLastColumn="0" w:lastRowFirstColumn="0" w:lastRowLastColumn="0"/>
             </w:pPr>
             <w:r>
-              <w:t xml:space="preserve">Gas produced by burning </w:t>
-            </w:r>
-            <w:proofErr w:type="spellStart"/>
-            <w:r>
-              <w:t>sulfur</w:t>
-            </w:r>
-            <w:proofErr w:type="spellEnd"/>
-            <w:r>
-              <w:t>-containing fuels</w:t>
+              <w:t>Gas produced by burning sulfur-containing fuels</w:t>
             </w:r>
           </w:p>
         </w:tc>
@@ -8465,7 +8388,7 @@
     <w:p>
       <w:r>
         <w:pict w14:anchorId="4AD58636">
-          <v:rect id="_x0000_i1402" style="width:0;height:1.5pt" o:hralign="center" o:hrstd="t" o:hr="t" fillcolor="#a0a0a0" stroked="f"/>
+          <v:rect id="_x0000_i1072" style="width:0;height:1.5pt" o:hralign="center" o:hrstd="t" o:hr="t" fillcolor="#a0a0a0" stroked="f"/>
         </w:pict>
       </w:r>
     </w:p>
@@ -8564,7 +8487,7 @@
     <w:p>
       <w:r>
         <w:pict w14:anchorId="33D4956F">
-          <v:rect id="_x0000_i1433" style="width:0;height:1.5pt" o:hralign="center" o:hrstd="t" o:hr="t" fillcolor="#a0a0a0" stroked="f"/>
+          <v:rect id="_x0000_i1073" style="width:0;height:1.5pt" o:hralign="center" o:hrstd="t" o:hr="t" fillcolor="#a0a0a0" stroked="f"/>
         </w:pict>
       </w:r>
     </w:p>
@@ -8722,7 +8645,7 @@
     <w:p>
       <w:r>
         <w:pict w14:anchorId="7D75A2C8">
-          <v:rect id="_x0000_i1434" style="width:0;height:1.5pt" o:hralign="center" o:hrstd="t" o:hr="t" fillcolor="#a0a0a0" stroked="f"/>
+          <v:rect id="_x0000_i1074" style="width:0;height:1.5pt" o:hralign="center" o:hrstd="t" o:hr="t" fillcolor="#a0a0a0" stroked="f"/>
         </w:pict>
       </w:r>
     </w:p>
@@ -8881,7 +8804,7 @@
     <w:p>
       <w:r>
         <w:pict w14:anchorId="24F2BC3B">
-          <v:rect id="_x0000_i1435" style="width:0;height:1.5pt" o:hralign="center" o:hrstd="t" o:hr="t" fillcolor="#a0a0a0" stroked="f"/>
+          <v:rect id="_x0000_i1075" style="width:0;height:1.5pt" o:hralign="center" o:hrstd="t" o:hr="t" fillcolor="#a0a0a0" stroked="f"/>
         </w:pict>
       </w:r>
     </w:p>
@@ -8904,21 +8827,12 @@
       <w:r>
         <w:t xml:space="preserve">Acid rain is formed when </w:t>
       </w:r>
-      <w:proofErr w:type="spellStart"/>
-      <w:r>
-        <w:rPr>
-          <w:b/>
-          <w:bCs/>
-        </w:rPr>
-        <w:t>sulfur</w:t>
-      </w:r>
-      <w:proofErr w:type="spellEnd"/>
-      <w:r>
-        <w:rPr>
-          <w:b/>
-          <w:bCs/>
-        </w:rPr>
-        <w:t xml:space="preserve"> dioxide (SO₂) and nitrogen oxides (NOx)</w:t>
+      <w:r>
+        <w:rPr>
+          <w:b/>
+          <w:bCs/>
+        </w:rPr>
+        <w:t>sulfur dioxide (SO₂) and nitrogen oxides (NOx)</w:t>
       </w:r>
       <w:r>
         <w:t xml:space="preserve"> react with water vapor in the atmosphere.</w:t>
@@ -9012,7 +8926,7 @@
     <w:p>
       <w:r>
         <w:pict w14:anchorId="0F2BFABA">
-          <v:rect id="_x0000_i1436" style="width:0;height:1.5pt" o:hralign="center" o:hrstd="t" o:hr="t" fillcolor="#a0a0a0" stroked="f"/>
+          <v:rect id="_x0000_i1076" style="width:0;height:1.5pt" o:hralign="center" o:hrstd="t" o:hr="t" fillcolor="#a0a0a0" stroked="f"/>
         </w:pict>
       </w:r>
     </w:p>
@@ -9079,7 +8993,7 @@
     <w:p>
       <w:r>
         <w:pict w14:anchorId="4D4BB330">
-          <v:rect id="_x0000_i1459" style="width:0;height:1.5pt" o:hralign="center" o:hrstd="t" o:hr="t" fillcolor="#a0a0a0" stroked="f"/>
+          <v:rect id="_x0000_i1077" style="width:0;height:1.5pt" o:hralign="center" o:hrstd="t" o:hr="t" fillcolor="#a0a0a0" stroked="f"/>
         </w:pict>
       </w:r>
     </w:p>
@@ -9253,7 +9167,7 @@
     <w:p>
       <w:r>
         <w:pict w14:anchorId="6C2620BC">
-          <v:rect id="_x0000_i1460" style="width:0;height:1.5pt" o:hralign="center" o:hrstd="t" o:hr="t" fillcolor="#a0a0a0" stroked="f"/>
+          <v:rect id="_x0000_i1078" style="width:0;height:1.5pt" o:hralign="center" o:hrstd="t" o:hr="t" fillcolor="#a0a0a0" stroked="f"/>
         </w:pict>
       </w:r>
     </w:p>
@@ -9551,7 +9465,7 @@
     <w:p>
       <w:r>
         <w:pict w14:anchorId="0DC2C682">
-          <v:rect id="_x0000_i1461" style="width:0;height:1.5pt" o:hralign="center" o:hrstd="t" o:hr="t" fillcolor="#a0a0a0" stroked="f"/>
+          <v:rect id="_x0000_i1079" style="width:0;height:1.5pt" o:hralign="center" o:hrstd="t" o:hr="t" fillcolor="#a0a0a0" stroked="f"/>
         </w:pict>
       </w:r>
     </w:p>
@@ -9895,7 +9809,7 @@
     <w:p>
       <w:r>
         <w:pict w14:anchorId="77B0D7DD">
-          <v:rect id="_x0000_i1483" style="width:0;height:1.5pt" o:hralign="center" o:hrstd="t" o:hr="t" fillcolor="#a0a0a0" stroked="f"/>
+          <v:rect id="_x0000_i1080" style="width:0;height:1.5pt" o:hralign="center" o:hrstd="t" o:hr="t" fillcolor="#a0a0a0" stroked="f"/>
         </w:pict>
       </w:r>
     </w:p>
@@ -10091,7 +10005,7 @@
     <w:p>
       <w:r>
         <w:pict w14:anchorId="565641E1">
-          <v:rect id="_x0000_i1484" style="width:0;height:1.5pt" o:hralign="center" o:hrstd="t" o:hr="t" fillcolor="#a0a0a0" stroked="f"/>
+          <v:rect id="_x0000_i1081" style="width:0;height:1.5pt" o:hralign="center" o:hrstd="t" o:hr="t" fillcolor="#a0a0a0" stroked="f"/>
         </w:pict>
       </w:r>
     </w:p>
@@ -10260,7 +10174,7 @@
     <w:p>
       <w:r>
         <w:pict w14:anchorId="462A33AC">
-          <v:rect id="_x0000_i1485" style="width:0;height:1.5pt" o:hralign="center" o:hrstd="t" o:hr="t" fillcolor="#a0a0a0" stroked="f"/>
+          <v:rect id="_x0000_i1082" style="width:0;height:1.5pt" o:hralign="center" o:hrstd="t" o:hr="t" fillcolor="#a0a0a0" stroked="f"/>
         </w:pict>
       </w:r>
     </w:p>
@@ -10475,7 +10389,7 @@
     <w:p>
       <w:r>
         <w:pict w14:anchorId="6BB4BE5F">
-          <v:rect id="_x0000_i1507" style="width:0;height:1.5pt" o:hralign="center" o:hrstd="t" o:hr="t" fillcolor="#a0a0a0" stroked="f"/>
+          <v:rect id="_x0000_i1083" style="width:0;height:1.5pt" o:hralign="center" o:hrstd="t" o:hr="t" fillcolor="#a0a0a0" stroked="f"/>
         </w:pict>
       </w:r>
     </w:p>
@@ -10648,7 +10562,7 @@
     <w:p>
       <w:r>
         <w:pict w14:anchorId="0FF82E09">
-          <v:rect id="_x0000_i1508" style="width:0;height:1.5pt" o:hralign="center" o:hrstd="t" o:hr="t" fillcolor="#a0a0a0" stroked="f"/>
+          <v:rect id="_x0000_i1084" style="width:0;height:1.5pt" o:hralign="center" o:hrstd="t" o:hr="t" fillcolor="#a0a0a0" stroked="f"/>
         </w:pict>
       </w:r>
     </w:p>
@@ -10765,7 +10679,7 @@
     <w:p>
       <w:r>
         <w:pict w14:anchorId="3F0ADBEC">
-          <v:rect id="_x0000_i1509" style="width:0;height:1.5pt" o:hralign="center" o:hrstd="t" o:hr="t" fillcolor="#a0a0a0" stroked="f"/>
+          <v:rect id="_x0000_i1085" style="width:0;height:1.5pt" o:hralign="center" o:hrstd="t" o:hr="t" fillcolor="#a0a0a0" stroked="f"/>
         </w:pict>
       </w:r>
     </w:p>
@@ -10935,7 +10849,7 @@
     <w:p>
       <w:r>
         <w:pict w14:anchorId="78D53159">
-          <v:rect id="_x0000_i1531" style="width:0;height:1.5pt" o:hralign="center" o:hrstd="t" o:hr="t" fillcolor="#a0a0a0" stroked="f"/>
+          <v:rect id="_x0000_i1086" style="width:0;height:1.5pt" o:hralign="center" o:hrstd="t" o:hr="t" fillcolor="#a0a0a0" stroked="f"/>
         </w:pict>
       </w:r>
     </w:p>
@@ -11097,7 +11011,7 @@
     <w:p>
       <w:r>
         <w:pict w14:anchorId="25D3246F">
-          <v:rect id="_x0000_i1532" style="width:0;height:1.5pt" o:hralign="center" o:hrstd="t" o:hr="t" fillcolor="#a0a0a0" stroked="f"/>
+          <v:rect id="_x0000_i1087" style="width:0;height:1.5pt" o:hralign="center" o:hrstd="t" o:hr="t" fillcolor="#a0a0a0" stroked="f"/>
         </w:pict>
       </w:r>
     </w:p>
@@ -11224,7 +11138,7 @@
     <w:p>
       <w:r>
         <w:pict w14:anchorId="30298EF7">
-          <v:rect id="_x0000_i1533" style="width:0;height:1.5pt" o:hralign="center" o:hrstd="t" o:hr="t" fillcolor="#a0a0a0" stroked="f"/>
+          <v:rect id="_x0000_i1088" style="width:0;height:1.5pt" o:hralign="center" o:hrstd="t" o:hr="t" fillcolor="#a0a0a0" stroked="f"/>
         </w:pict>
       </w:r>
     </w:p>
@@ -11400,7 +11314,7 @@
     <w:p>
       <w:r>
         <w:pict w14:anchorId="495D7B01">
-          <v:rect id="_x0000_i1555" style="width:0;height:1.5pt" o:hralign="center" o:hrstd="t" o:hr="t" fillcolor="#a0a0a0" stroked="f"/>
+          <v:rect id="_x0000_i1089" style="width:0;height:1.5pt" o:hralign="center" o:hrstd="t" o:hr="t" fillcolor="#a0a0a0" stroked="f"/>
         </w:pict>
       </w:r>
     </w:p>
@@ -11580,7 +11494,7 @@
     <w:p>
       <w:r>
         <w:pict w14:anchorId="2244C383">
-          <v:rect id="_x0000_i1556" style="width:0;height:1.5pt" o:hralign="center" o:hrstd="t" o:hr="t" fillcolor="#a0a0a0" stroked="f"/>
+          <v:rect id="_x0000_i1090" style="width:0;height:1.5pt" o:hralign="center" o:hrstd="t" o:hr="t" fillcolor="#a0a0a0" stroked="f"/>
         </w:pict>
       </w:r>
     </w:p>
@@ -11734,7 +11648,7 @@
     <w:p>
       <w:r>
         <w:pict w14:anchorId="430D2C84">
-          <v:rect id="_x0000_i1557" style="width:0;height:1.5pt" o:hralign="center" o:hrstd="t" o:hr="t" fillcolor="#a0a0a0" stroked="f"/>
+          <v:rect id="_x0000_i1091" style="width:0;height:1.5pt" o:hralign="center" o:hrstd="t" o:hr="t" fillcolor="#a0a0a0" stroked="f"/>
         </w:pict>
       </w:r>
     </w:p>
@@ -11934,7 +11848,7 @@
     <w:p>
       <w:r>
         <w:pict w14:anchorId="72C6EF18">
-          <v:rect id="_x0000_i1573" style="width:0;height:1.5pt" o:hralign="center" o:hrstd="t" o:hr="t" fillcolor="#a0a0a0" stroked="f"/>
+          <v:rect id="_x0000_i1092" style="width:0;height:1.5pt" o:hralign="center" o:hrstd="t" o:hr="t" fillcolor="#a0a0a0" stroked="f"/>
         </w:pict>
       </w:r>
     </w:p>
@@ -12144,7 +12058,7 @@
     <w:p>
       <w:r>
         <w:pict w14:anchorId="54CF6554">
-          <v:rect id="_x0000_i1574" style="width:0;height:1.5pt" o:hralign="center" o:hrstd="t" o:hr="t" fillcolor="#a0a0a0" stroked="f"/>
+          <v:rect id="_x0000_i1093" style="width:0;height:1.5pt" o:hralign="center" o:hrstd="t" o:hr="t" fillcolor="#a0a0a0" stroked="f"/>
         </w:pict>
       </w:r>
     </w:p>
@@ -12333,7 +12247,7 @@
     <w:p>
       <w:r>
         <w:pict w14:anchorId="7BC327AA">
-          <v:rect id="_x0000_i1589" style="width:0;height:1.5pt" o:hralign="center" o:hrstd="t" o:hr="t" fillcolor="#a0a0a0" stroked="f"/>
+          <v:rect id="_x0000_i1094" style="width:0;height:1.5pt" o:hralign="center" o:hrstd="t" o:hr="t" fillcolor="#a0a0a0" stroked="f"/>
         </w:pict>
       </w:r>
     </w:p>
@@ -12512,7 +12426,7 @@
     <w:p>
       <w:r>
         <w:pict w14:anchorId="08D592FB">
-          <v:rect id="_x0000_i1590" style="width:0;height:1.5pt" o:hralign="center" o:hrstd="t" o:hr="t" fillcolor="#a0a0a0" stroked="f"/>
+          <v:rect id="_x0000_i1095" style="width:0;height:1.5pt" o:hralign="center" o:hrstd="t" o:hr="t" fillcolor="#a0a0a0" stroked="f"/>
         </w:pict>
       </w:r>
     </w:p>
@@ -12843,7 +12757,7 @@
     <w:p>
       <w:r>
         <w:pict w14:anchorId="3C96D07A">
-          <v:rect id="_x0000_i1605" style="width:0;height:1.5pt" o:hralign="center" o:hrstd="t" o:hr="t" fillcolor="#a0a0a0" stroked="f"/>
+          <v:rect id="_x0000_i1096" style="width:0;height:1.5pt" o:hralign="center" o:hrstd="t" o:hr="t" fillcolor="#a0a0a0" stroked="f"/>
         </w:pict>
       </w:r>
     </w:p>
@@ -13008,7 +12922,7 @@
     <w:p>
       <w:r>
         <w:pict w14:anchorId="00C8B071">
-          <v:rect id="_x0000_i1606" style="width:0;height:1.5pt" o:hralign="center" o:hrstd="t" o:hr="t" fillcolor="#a0a0a0" stroked="f"/>
+          <v:rect id="_x0000_i1097" style="width:0;height:1.5pt" o:hralign="center" o:hrstd="t" o:hr="t" fillcolor="#a0a0a0" stroked="f"/>
         </w:pict>
       </w:r>
     </w:p>
@@ -13222,7 +13136,7 @@
     <w:p>
       <w:r>
         <w:pict w14:anchorId="30D92AA7">
-          <v:rect id="_x0000_i1621" style="width:0;height:1.5pt" o:hralign="center" o:hrstd="t" o:hr="t" fillcolor="#a0a0a0" stroked="f"/>
+          <v:rect id="_x0000_i1098" style="width:0;height:1.5pt" o:hralign="center" o:hrstd="t" o:hr="t" fillcolor="#a0a0a0" stroked="f"/>
         </w:pict>
       </w:r>
     </w:p>
@@ -13396,13 +13310,8 @@
         </w:numPr>
       </w:pPr>
       <w:r>
-        <w:t xml:space="preserve">unpleasant </w:t>
-      </w:r>
-      <w:proofErr w:type="spellStart"/>
-      <w:r>
-        <w:t>odors</w:t>
-      </w:r>
-      <w:proofErr w:type="spellEnd"/>
+        <w:t>unpleasant odors</w:t>
+      </w:r>
     </w:p>
     <w:p>
       <w:pPr>
@@ -13438,7 +13347,7 @@
     <w:p>
       <w:r>
         <w:pict w14:anchorId="1646226F">
-          <v:rect id="_x0000_i1622" style="width:0;height:1.5pt" o:hralign="center" o:hrstd="t" o:hr="t" fillcolor="#a0a0a0" stroked="f"/>
+          <v:rect id="_x0000_i1099" style="width:0;height:1.5pt" o:hralign="center" o:hrstd="t" o:hr="t" fillcolor="#a0a0a0" stroked="f"/>
         </w:pict>
       </w:r>
     </w:p>
@@ -13662,7 +13571,7 @@
     <w:p>
       <w:r>
         <w:pict w14:anchorId="03E76C67">
-          <v:rect id="_x0000_i1643" style="width:0;height:1.5pt" o:hralign="center" o:hrstd="t" o:hr="t" fillcolor="#a0a0a0" stroked="f"/>
+          <v:rect id="_x0000_i1100" style="width:0;height:1.5pt" o:hralign="center" o:hrstd="t" o:hr="t" fillcolor="#a0a0a0" stroked="f"/>
         </w:pict>
       </w:r>
     </w:p>
@@ -13866,7 +13775,7 @@
     <w:p>
       <w:r>
         <w:pict w14:anchorId="603650A8">
-          <v:rect id="_x0000_i1644" style="width:0;height:1.5pt" o:hralign="center" o:hrstd="t" o:hr="t" fillcolor="#a0a0a0" stroked="f"/>
+          <v:rect id="_x0000_i1101" style="width:0;height:1.5pt" o:hralign="center" o:hrstd="t" o:hr="t" fillcolor="#a0a0a0" stroked="f"/>
         </w:pict>
       </w:r>
     </w:p>
@@ -14028,15 +13937,7 @@
     </w:p>
     <w:p>
       <w:r>
-        <w:t xml:space="preserve">Plastic bottles, </w:t>
-      </w:r>
-      <w:proofErr w:type="spellStart"/>
-      <w:r>
-        <w:t>aluminum</w:t>
-      </w:r>
-      <w:proofErr w:type="spellEnd"/>
-      <w:r>
-        <w:t xml:space="preserve"> cans, and glass containers.</w:t>
+        <w:t>Plastic bottles, aluminum cans, and glass containers.</w:t>
       </w:r>
     </w:p>
     <w:p>
@@ -14073,7 +13974,7 @@
       <w:r>
         <w:lastRenderedPageBreak/>
         <w:pict w14:anchorId="1EC12170">
-          <v:rect id="_x0000_i1645" style="width:0;height:1.5pt" o:hralign="center" o:hrstd="t" o:hr="t" fillcolor="#a0a0a0" stroked="f"/>
+          <v:rect id="_x0000_i1102" style="width:0;height:1.5pt" o:hralign="center" o:hrstd="t" o:hr="t" fillcolor="#a0a0a0" stroked="f"/>
         </w:pict>
       </w:r>
     </w:p>
@@ -14291,7 +14192,7 @@
     <w:p>
       <w:r>
         <w:pict w14:anchorId="291A11A8">
-          <v:rect id="_x0000_i1673" style="width:0;height:1.5pt" o:hralign="center" o:hrstd="t" o:hr="t" fillcolor="#a0a0a0" stroked="f"/>
+          <v:rect id="_x0000_i1103" style="width:0;height:1.5pt" o:hralign="center" o:hrstd="t" o:hr="t" fillcolor="#a0a0a0" stroked="f"/>
         </w:pict>
       </w:r>
     </w:p>
@@ -14471,7 +14372,7 @@
     <w:p>
       <w:r>
         <w:pict w14:anchorId="68241B24">
-          <v:rect id="_x0000_i1674" style="width:0;height:1.5pt" o:hralign="center" o:hrstd="t" o:hr="t" fillcolor="#a0a0a0" stroked="f"/>
+          <v:rect id="_x0000_i1104" style="width:0;height:1.5pt" o:hralign="center" o:hrstd="t" o:hr="t" fillcolor="#a0a0a0" stroked="f"/>
         </w:pict>
       </w:r>
     </w:p>
@@ -14650,7 +14551,7 @@
     <w:p>
       <w:r>
         <w:pict w14:anchorId="4C322E5C">
-          <v:rect id="_x0000_i1675" style="width:0;height:1.5pt" o:hralign="center" o:hrstd="t" o:hr="t" fillcolor="#a0a0a0" stroked="f"/>
+          <v:rect id="_x0000_i1105" style="width:0;height:1.5pt" o:hralign="center" o:hrstd="t" o:hr="t" fillcolor="#a0a0a0" stroked="f"/>
         </w:pict>
       </w:r>
     </w:p>
@@ -14823,7 +14724,7 @@
     <w:p>
       <w:r>
         <w:pict w14:anchorId="3C296A0C">
-          <v:rect id="_x0000_i1676" style="width:0;height:1.5pt" o:hralign="center" o:hrstd="t" o:hr="t" fillcolor="#a0a0a0" stroked="f"/>
+          <v:rect id="_x0000_i1106" style="width:0;height:1.5pt" o:hralign="center" o:hrstd="t" o:hr="t" fillcolor="#a0a0a0" stroked="f"/>
         </w:pict>
       </w:r>
     </w:p>
@@ -15003,7 +14904,7 @@
     <w:p>
       <w:r>
         <w:pict w14:anchorId="2249D5B9">
-          <v:rect id="_x0000_i1711" style="width:0;height:1.5pt" o:hralign="center" o:hrstd="t" o:hr="t" fillcolor="#a0a0a0" stroked="f"/>
+          <v:rect id="_x0000_i1107" style="width:0;height:1.5pt" o:hralign="center" o:hrstd="t" o:hr="t" fillcolor="#a0a0a0" stroked="f"/>
         </w:pict>
       </w:r>
     </w:p>
@@ -15053,23 +14954,7 @@
           <w:b/>
           <w:bCs/>
         </w:rPr>
-        <w:t xml:space="preserve">hospitals, clinics, laboratories, medical research </w:t>
-      </w:r>
-      <w:proofErr w:type="spellStart"/>
-      <w:r>
-        <w:rPr>
-          <w:b/>
-          <w:bCs/>
-        </w:rPr>
-        <w:t>centers</w:t>
-      </w:r>
-      <w:proofErr w:type="spellEnd"/>
-      <w:r>
-        <w:rPr>
-          <w:b/>
-          <w:bCs/>
-        </w:rPr>
-        <w:t>, and healthcare facilities during diagnosis, treatment, or immunization of humans and animals</w:t>
+        <w:t>hospitals, clinics, laboratories, medical research centers, and healthcare facilities during diagnosis, treatment, or immunization of humans and animals</w:t>
       </w:r>
       <w:r>
         <w:t>.</w:t>
@@ -15191,7 +15076,7 @@
     <w:p>
       <w:r>
         <w:pict w14:anchorId="0598D82D">
-          <v:rect id="_x0000_i1712" style="width:0;height:1.5pt" o:hralign="center" o:hrstd="t" o:hr="t" fillcolor="#a0a0a0" stroked="f"/>
+          <v:rect id="_x0000_i1108" style="width:0;height:1.5pt" o:hralign="center" o:hrstd="t" o:hr="t" fillcolor="#a0a0a0" stroked="f"/>
         </w:pict>
       </w:r>
     </w:p>
@@ -15431,7 +15316,7 @@
     <w:p>
       <w:r>
         <w:pict w14:anchorId="53A9F224">
-          <v:rect id="_x0000_i1713" style="width:0;height:1.5pt" o:hralign="center" o:hrstd="t" o:hr="t" fillcolor="#a0a0a0" stroked="f"/>
+          <v:rect id="_x0000_i1109" style="width:0;height:1.5pt" o:hralign="center" o:hrstd="t" o:hr="t" fillcolor="#a0a0a0" stroked="f"/>
         </w:pict>
       </w:r>
     </w:p>
@@ -15561,7 +15446,7 @@
     <w:p>
       <w:r>
         <w:pict w14:anchorId="39BB26F8">
-          <v:rect id="_x0000_i1714" style="width:0;height:1.5pt" o:hralign="center" o:hrstd="t" o:hr="t" fillcolor="#a0a0a0" stroked="f"/>
+          <v:rect id="_x0000_i1110" style="width:0;height:1.5pt" o:hralign="center" o:hrstd="t" o:hr="t" fillcolor="#a0a0a0" stroked="f"/>
         </w:pict>
       </w:r>
     </w:p>
@@ -15692,7 +15577,7 @@
       <w:r>
         <w:lastRenderedPageBreak/>
         <w:pict w14:anchorId="5BD2D467">
-          <v:rect id="_x0000_i1715" style="width:0;height:1.5pt" o:hralign="center" o:hrstd="t" o:hr="t" fillcolor="#a0a0a0" stroked="f"/>
+          <v:rect id="_x0000_i1111" style="width:0;height:1.5pt" o:hralign="center" o:hrstd="t" o:hr="t" fillcolor="#a0a0a0" stroked="f"/>
         </w:pict>
       </w:r>
     </w:p>
@@ -15867,7 +15752,7 @@
     <w:p>
       <w:r>
         <w:pict w14:anchorId="03CC3CF2">
-          <v:rect id="_x0000_i1745" style="width:0;height:1.5pt" o:hralign="center" o:hrstd="t" o:hr="t" fillcolor="#a0a0a0" stroked="f"/>
+          <v:rect id="_x0000_i1112" style="width:0;height:1.5pt" o:hralign="center" o:hrstd="t" o:hr="t" fillcolor="#a0a0a0" stroked="f"/>
         </w:pict>
       </w:r>
     </w:p>
@@ -15995,21 +15880,12 @@
                 <w:bCs/>
               </w:rPr>
             </w:pPr>
-            <w:proofErr w:type="spellStart"/>
             <w:r>
               <w:rPr>
                 <w:b/>
                 <w:bCs/>
               </w:rPr>
-              <w:t>Color</w:t>
-            </w:r>
-            <w:proofErr w:type="spellEnd"/>
-            <w:r>
-              <w:rPr>
-                <w:b/>
-                <w:bCs/>
-              </w:rPr>
-              <w:t xml:space="preserve"> Code</w:t>
+              <w:t>Color Code</w:t>
             </w:r>
           </w:p>
         </w:tc>
@@ -16193,7 +16069,7 @@
     <w:p>
       <w:r>
         <w:pict w14:anchorId="4D4AC02B">
-          <v:rect id="_x0000_i1746" style="width:0;height:1.5pt" o:hralign="center" o:hrstd="t" o:hr="t" fillcolor="#a0a0a0" stroked="f"/>
+          <v:rect id="_x0000_i1113" style="width:0;height:1.5pt" o:hralign="center" o:hrstd="t" o:hr="t" fillcolor="#a0a0a0" stroked="f"/>
         </w:pict>
       </w:r>
     </w:p>
@@ -16345,7 +16221,7 @@
     <w:p>
       <w:r>
         <w:pict w14:anchorId="47BB0A90">
-          <v:rect id="_x0000_i1747" style="width:0;height:1.5pt" o:hralign="center" o:hrstd="t" o:hr="t" fillcolor="#a0a0a0" stroked="f"/>
+          <v:rect id="_x0000_i1114" style="width:0;height:1.5pt" o:hralign="center" o:hrstd="t" o:hr="t" fillcolor="#a0a0a0" stroked="f"/>
         </w:pict>
       </w:r>
     </w:p>
@@ -16488,7 +16364,7 @@
     <w:p>
       <w:r>
         <w:pict w14:anchorId="6D910117">
-          <v:rect id="_x0000_i1748" style="width:0;height:1.5pt" o:hralign="center" o:hrstd="t" o:hr="t" fillcolor="#a0a0a0" stroked="f"/>
+          <v:rect id="_x0000_i1115" style="width:0;height:1.5pt" o:hralign="center" o:hrstd="t" o:hr="t" fillcolor="#a0a0a0" stroked="f"/>
         </w:pict>
       </w:r>
     </w:p>
@@ -16696,7 +16572,7 @@
     <w:p>
       <w:r>
         <w:pict w14:anchorId="1045C898">
-          <v:rect id="_x0000_i1771" style="width:0;height:1.5pt" o:hralign="center" o:hrstd="t" o:hr="t" fillcolor="#a0a0a0" stroked="f"/>
+          <v:rect id="_x0000_i1116" style="width:0;height:1.5pt" o:hralign="center" o:hrstd="t" o:hr="t" fillcolor="#a0a0a0" stroked="f"/>
         </w:pict>
       </w:r>
     </w:p>
@@ -16864,7 +16740,7 @@
     <w:p>
       <w:r>
         <w:pict w14:anchorId="602D1D4D">
-          <v:rect id="_x0000_i1772" style="width:0;height:1.5pt" o:hralign="center" o:hrstd="t" o:hr="t" fillcolor="#a0a0a0" stroked="f"/>
+          <v:rect id="_x0000_i1117" style="width:0;height:1.5pt" o:hralign="center" o:hrstd="t" o:hr="t" fillcolor="#a0a0a0" stroked="f"/>
         </w:pict>
       </w:r>
     </w:p>
@@ -17084,7 +16960,7 @@
     <w:p>
       <w:r>
         <w:pict w14:anchorId="3DC9ED26">
-          <v:rect id="_x0000_i1773" style="width:0;height:1.5pt" o:hralign="center" o:hrstd="t" o:hr="t" fillcolor="#a0a0a0" stroked="f"/>
+          <v:rect id="_x0000_i1118" style="width:0;height:1.5pt" o:hralign="center" o:hrstd="t" o:hr="t" fillcolor="#a0a0a0" stroked="f"/>
         </w:pict>
       </w:r>
     </w:p>
@@ -17196,7 +17072,7 @@
     <w:p>
       <w:r>
         <w:pict w14:anchorId="23BE2C80">
-          <v:rect id="_x0000_i1801" style="width:0;height:1.5pt" o:hralign="center" o:hrstd="t" o:hr="t" fillcolor="#a0a0a0" stroked="f"/>
+          <v:rect id="_x0000_i1119" style="width:0;height:1.5pt" o:hralign="center" o:hrstd="t" o:hr="t" fillcolor="#a0a0a0" stroked="f"/>
         </w:pict>
       </w:r>
     </w:p>
@@ -17519,7 +17395,7 @@
     <w:p>
       <w:r>
         <w:pict w14:anchorId="51BDDD87">
-          <v:rect id="_x0000_i1802" style="width:0;height:1.5pt" o:hralign="center" o:hrstd="t" o:hr="t" fillcolor="#a0a0a0" stroked="f"/>
+          <v:rect id="_x0000_i1120" style="width:0;height:1.5pt" o:hralign="center" o:hrstd="t" o:hr="t" fillcolor="#a0a0a0" stroked="f"/>
         </w:pict>
       </w:r>
     </w:p>
@@ -17606,7 +17482,7 @@
     <w:p>
       <w:r>
         <w:pict w14:anchorId="7BE85244">
-          <v:rect id="_x0000_i1803" style="width:0;height:1.5pt" o:hralign="center" o:hrstd="t" o:hr="t" fillcolor="#a0a0a0" stroked="f"/>
+          <v:rect id="_x0000_i1121" style="width:0;height:1.5pt" o:hralign="center" o:hrstd="t" o:hr="t" fillcolor="#a0a0a0" stroked="f"/>
         </w:pict>
       </w:r>
     </w:p>
@@ -17677,7 +17553,7 @@
     <w:p>
       <w:r>
         <w:pict w14:anchorId="1AA8ECD2">
-          <v:rect id="_x0000_i1804" style="width:0;height:1.5pt" o:hralign="center" o:hrstd="t" o:hr="t" fillcolor="#a0a0a0" stroked="f"/>
+          <v:rect id="_x0000_i1122" style="width:0;height:1.5pt" o:hralign="center" o:hrstd="t" o:hr="t" fillcolor="#a0a0a0" stroked="f"/>
         </w:pict>
       </w:r>
     </w:p>
@@ -17760,7 +17636,7 @@
     <w:p>
       <w:r>
         <w:pict w14:anchorId="2C6D8706">
-          <v:rect id="_x0000_i1821" style="width:0;height:1.5pt" o:hralign="center" o:hrstd="t" o:hr="t" fillcolor="#a0a0a0" stroked="f"/>
+          <v:rect id="_x0000_i1123" style="width:0;height:1.5pt" o:hralign="center" o:hrstd="t" o:hr="t" fillcolor="#a0a0a0" stroked="f"/>
         </w:pict>
       </w:r>
     </w:p>
@@ -17954,7 +17830,7 @@
     <w:p>
       <w:r>
         <w:pict w14:anchorId="00E1C148">
-          <v:rect id="_x0000_i1822" style="width:0;height:1.5pt" o:hralign="center" o:hrstd="t" o:hr="t" fillcolor="#a0a0a0" stroked="f"/>
+          <v:rect id="_x0000_i1124" style="width:0;height:1.5pt" o:hralign="center" o:hrstd="t" o:hr="t" fillcolor="#a0a0a0" stroked="f"/>
         </w:pict>
       </w:r>
     </w:p>
@@ -18161,11 +18037,9 @@
             <w:pPr>
               <w:spacing w:after="160" w:line="259" w:lineRule="auto"/>
             </w:pPr>
-            <w:proofErr w:type="spellStart"/>
             <w:r>
               <w:t>Aluminum</w:t>
             </w:r>
-            <w:proofErr w:type="spellEnd"/>
           </w:p>
         </w:tc>
         <w:tc>
@@ -18292,7 +18166,7 @@
     <w:p>
       <w:r>
         <w:pict w14:anchorId="434AECE2">
-          <v:rect id="_x0000_i1855" style="width:0;height:1.5pt" o:hralign="center" o:hrstd="t" o:hr="t" fillcolor="#a0a0a0" stroked="f"/>
+          <v:rect id="_x0000_i1125" style="width:0;height:1.5pt" o:hralign="center" o:hrstd="t" o:hr="t" fillcolor="#a0a0a0" stroked="f"/>
         </w:pict>
       </w:r>
     </w:p>
@@ -18386,7 +18260,7 @@
     <w:p>
       <w:r>
         <w:pict w14:anchorId="2C6E60C3">
-          <v:rect id="_x0000_i1856" style="width:0;height:1.5pt" o:hralign="center" o:hrstd="t" o:hr="t" fillcolor="#a0a0a0" stroked="f"/>
+          <v:rect id="_x0000_i1126" style="width:0;height:1.5pt" o:hralign="center" o:hrstd="t" o:hr="t" fillcolor="#a0a0a0" stroked="f"/>
         </w:pict>
       </w:r>
     </w:p>
@@ -18414,23 +18288,7 @@
           <w:b/>
           <w:bCs/>
         </w:rPr>
-        <w:t xml:space="preserve">emissions of </w:t>
-      </w:r>
-      <w:proofErr w:type="spellStart"/>
-      <w:r>
-        <w:rPr>
-          <w:b/>
-          <w:bCs/>
-        </w:rPr>
-        <w:t>sulfur</w:t>
-      </w:r>
-      <w:proofErr w:type="spellEnd"/>
-      <w:r>
-        <w:rPr>
-          <w:b/>
-          <w:bCs/>
-        </w:rPr>
-        <w:t xml:space="preserve"> dioxide (SO₂) and nitrogen oxides (NOx)</w:t>
+        <w:t>emissions of sulfur dioxide (SO₂) and nitrogen oxides (NOx)</w:t>
       </w:r>
       <w:r>
         <w:t xml:space="preserve"> into the atmosphere.</w:t>
@@ -18454,7 +18312,7 @@
     <w:p>
       <w:r>
         <w:pict w14:anchorId="2182D755">
-          <v:rect id="_x0000_i1857" style="width:0;height:1.5pt" o:hralign="center" o:hrstd="t" o:hr="t" fillcolor="#a0a0a0" stroked="f"/>
+          <v:rect id="_x0000_i1127" style="width:0;height:1.5pt" o:hralign="center" o:hrstd="t" o:hr="t" fillcolor="#a0a0a0" stroked="f"/>
         </w:pict>
       </w:r>
     </w:p>
@@ -18470,23 +18328,7 @@
           <w:b/>
           <w:bCs/>
         </w:rPr>
-        <w:t xml:space="preserve">1. </w:t>
-      </w:r>
-      <w:proofErr w:type="spellStart"/>
-      <w:r>
-        <w:rPr>
-          <w:b/>
-          <w:bCs/>
-        </w:rPr>
-        <w:t>Sulfur</w:t>
-      </w:r>
-      <w:proofErr w:type="spellEnd"/>
-      <w:r>
-        <w:rPr>
-          <w:b/>
-          <w:bCs/>
-        </w:rPr>
-        <w:t xml:space="preserve"> Dioxide (SO₂) Emissions</w:t>
+        <w:t>1. Sulfur Dioxide (SO₂) Emissions</w:t>
       </w:r>
     </w:p>
     <w:p>
@@ -18505,13 +18347,8 @@
       </w:r>
     </w:p>
     <w:p>
-      <w:proofErr w:type="spellStart"/>
-      <w:r>
-        <w:t>Sulfur</w:t>
-      </w:r>
-      <w:proofErr w:type="spellEnd"/>
-      <w:r>
-        <w:t xml:space="preserve"> dioxide is mainly released from:</w:t>
+      <w:r>
+        <w:t>Sulfur dioxide is mainly released from:</w:t>
       </w:r>
     </w:p>
     <w:p>
@@ -18562,32 +18399,15 @@
       <w:r>
         <w:t xml:space="preserve">Coal contains </w:t>
       </w:r>
-      <w:proofErr w:type="spellStart"/>
-      <w:r>
-        <w:rPr>
-          <w:b/>
-          <w:bCs/>
-        </w:rPr>
-        <w:t>sulfur</w:t>
-      </w:r>
-      <w:proofErr w:type="spellEnd"/>
-      <w:r>
-        <w:rPr>
-          <w:b/>
-          <w:bCs/>
-        </w:rPr>
-        <w:t xml:space="preserve"> impurities</w:t>
-      </w:r>
-      <w:r>
-        <w:t xml:space="preserve">, and when coal is burned for energy, </w:t>
-      </w:r>
-      <w:proofErr w:type="spellStart"/>
-      <w:r>
-        <w:t>sulfur</w:t>
-      </w:r>
-      <w:proofErr w:type="spellEnd"/>
-      <w:r>
-        <w:t xml:space="preserve"> dioxide gas is released into the atmosphere.</w:t>
+      <w:r>
+        <w:rPr>
+          <w:b/>
+          <w:bCs/>
+        </w:rPr>
+        <w:t>sulfur impurities</w:t>
+      </w:r>
+      <w:r>
+        <w:t>, and when coal is burned for energy, sulfur dioxide gas is released into the atmosphere.</w:t>
       </w:r>
     </w:p>
     <w:p>
@@ -18638,7 +18458,7 @@
     <w:p>
       <w:r>
         <w:pict w14:anchorId="338B9E16">
-          <v:rect id="_x0000_i1858" style="width:0;height:1.5pt" o:hralign="center" o:hrstd="t" o:hr="t" fillcolor="#a0a0a0" stroked="f"/>
+          <v:rect id="_x0000_i1128" style="width:0;height:1.5pt" o:hralign="center" o:hrstd="t" o:hr="t" fillcolor="#a0a0a0" stroked="f"/>
         </w:pict>
       </w:r>
     </w:p>
@@ -18769,7 +18589,7 @@
     <w:p>
       <w:r>
         <w:pict w14:anchorId="0E3C9367">
-          <v:rect id="_x0000_i1859" style="width:0;height:1.5pt" o:hralign="center" o:hrstd="t" o:hr="t" fillcolor="#a0a0a0" stroked="f"/>
+          <v:rect id="_x0000_i1129" style="width:0;height:1.5pt" o:hralign="center" o:hrstd="t" o:hr="t" fillcolor="#a0a0a0" stroked="f"/>
         </w:pict>
       </w:r>
     </w:p>
@@ -18919,7 +18739,7 @@
     <w:p>
       <w:r>
         <w:pict w14:anchorId="012E1F4B">
-          <v:rect id="_x0000_i1883" style="width:0;height:1.5pt" o:hralign="center" o:hrstd="t" o:hr="t" fillcolor="#a0a0a0" stroked="f"/>
+          <v:rect id="_x0000_i1130" style="width:0;height:1.5pt" o:hralign="center" o:hrstd="t" o:hr="t" fillcolor="#a0a0a0" stroked="f"/>
         </w:pict>
       </w:r>
     </w:p>
@@ -19104,7 +18924,7 @@
     <w:p>
       <w:r>
         <w:pict w14:anchorId="61732B07">
-          <v:rect id="_x0000_i1884" style="width:0;height:1.5pt" o:hralign="center" o:hrstd="t" o:hr="t" fillcolor="#a0a0a0" stroked="f"/>
+          <v:rect id="_x0000_i1131" style="width:0;height:1.5pt" o:hralign="center" o:hrstd="t" o:hr="t" fillcolor="#a0a0a0" stroked="f"/>
         </w:pict>
       </w:r>
     </w:p>
@@ -19264,7 +19084,7 @@
     <w:p>
       <w:r>
         <w:pict w14:anchorId="1A46A0E2">
-          <v:rect id="_x0000_i1885" style="width:0;height:1.5pt" o:hralign="center" o:hrstd="t" o:hr="t" fillcolor="#a0a0a0" stroked="f"/>
+          <v:rect id="_x0000_i1132" style="width:0;height:1.5pt" o:hralign="center" o:hrstd="t" o:hr="t" fillcolor="#a0a0a0" stroked="f"/>
         </w:pict>
       </w:r>
     </w:p>
@@ -19411,23 +19231,7 @@
           <w:b/>
           <w:bCs/>
         </w:rPr>
-        <w:t xml:space="preserve">reducing emissions of </w:t>
-      </w:r>
-      <w:proofErr w:type="spellStart"/>
-      <w:r>
-        <w:rPr>
-          <w:b/>
-          <w:bCs/>
-        </w:rPr>
-        <w:t>sulfur</w:t>
-      </w:r>
-      <w:proofErr w:type="spellEnd"/>
-      <w:r>
-        <w:rPr>
-          <w:b/>
-          <w:bCs/>
-        </w:rPr>
-        <w:t xml:space="preserve"> dioxide (SO₂) and nitrogen oxides (NOx)</w:t>
+        <w:t>reducing emissions of sulfur dioxide (SO₂) and nitrogen oxides (NOx)</w:t>
       </w:r>
       <w:r>
         <w:t>. These gases are released from industries, vehicles, and power plants. Controlling these emissions helps reduce the formation of acid rain.</w:t>
@@ -19436,7 +19240,7 @@
     <w:p>
       <w:r>
         <w:pict w14:anchorId="04235EB6">
-          <v:rect id="_x0000_i1913" style="width:0;height:1.5pt" o:hralign="center" o:hrstd="t" o:hr="t" fillcolor="#a0a0a0" stroked="f"/>
+          <v:rect id="_x0000_i1133" style="width:0;height:1.5pt" o:hralign="center" o:hrstd="t" o:hr="t" fillcolor="#a0a0a0" stroked="f"/>
         </w:pict>
       </w:r>
     </w:p>
@@ -19508,7 +19312,7 @@
     <w:p>
       <w:r>
         <w:pict w14:anchorId="5BF526B6">
-          <v:rect id="_x0000_i1914" style="width:0;height:1.5pt" o:hralign="center" o:hrstd="t" o:hr="t" fillcolor="#a0a0a0" stroked="f"/>
+          <v:rect id="_x0000_i1134" style="width:0;height:1.5pt" o:hralign="center" o:hrstd="t" o:hr="t" fillcolor="#a0a0a0" stroked="f"/>
         </w:pict>
       </w:r>
     </w:p>
@@ -19554,15 +19358,7 @@
         <w:t>industrial chimneys and power plants</w:t>
       </w:r>
       <w:r>
-        <w:t xml:space="preserve"> to remove </w:t>
-      </w:r>
-      <w:proofErr w:type="spellStart"/>
-      <w:r>
-        <w:t>sulfur</w:t>
-      </w:r>
-      <w:proofErr w:type="spellEnd"/>
-      <w:r>
-        <w:t xml:space="preserve"> dioxide from exhaust gases.</w:t>
+        <w:t xml:space="preserve"> to remove sulfur dioxide from exhaust gases.</w:t>
       </w:r>
     </w:p>
     <w:p>
@@ -19606,15 +19402,7 @@
         </w:numPr>
       </w:pPr>
       <w:r>
-        <w:t xml:space="preserve">chemicals such as limestone react with </w:t>
-      </w:r>
-      <w:proofErr w:type="spellStart"/>
-      <w:r>
-        <w:t>sulfur</w:t>
-      </w:r>
-      <w:proofErr w:type="spellEnd"/>
-      <w:r>
-        <w:t xml:space="preserve"> dioxide</w:t>
+        <w:t>chemicals such as limestone react with sulfur dioxide</w:t>
       </w:r>
     </w:p>
     <w:p>
@@ -19624,13 +19412,8 @@
           <w:numId w:val="137"/>
         </w:numPr>
       </w:pPr>
-      <w:proofErr w:type="spellStart"/>
-      <w:r>
-        <w:t>sulfur</w:t>
-      </w:r>
-      <w:proofErr w:type="spellEnd"/>
-      <w:r>
-        <w:t xml:space="preserve"> compounds are removed before the gas is released into the atmosphere</w:t>
+      <w:r>
+        <w:t>sulfur compounds are removed before the gas is released into the atmosphere</w:t>
       </w:r>
     </w:p>
     <w:p>
@@ -19666,7 +19449,7 @@
     <w:p>
       <w:r>
         <w:pict w14:anchorId="66DAEF9A">
-          <v:rect id="_x0000_i1915" style="width:0;height:1.5pt" o:hralign="center" o:hrstd="t" o:hr="t" fillcolor="#a0a0a0" stroked="f"/>
+          <v:rect id="_x0000_i1135" style="width:0;height:1.5pt" o:hralign="center" o:hrstd="t" o:hr="t" fillcolor="#a0a0a0" stroked="f"/>
         </w:pict>
       </w:r>
     </w:p>
@@ -19817,7 +19600,7 @@
     <w:p>
       <w:r>
         <w:pict w14:anchorId="7826DED4">
-          <v:rect id="_x0000_i1916" style="width:0;height:1.5pt" o:hralign="center" o:hrstd="t" o:hr="t" fillcolor="#a0a0a0" stroked="f"/>
+          <v:rect id="_x0000_i1136" style="width:0;height:1.5pt" o:hralign="center" o:hrstd="t" o:hr="t" fillcolor="#a0a0a0" stroked="f"/>
         </w:pict>
       </w:r>
     </w:p>
@@ -19957,7 +19740,7 @@
     <w:p>
       <w:r>
         <w:pict w14:anchorId="043307EF">
-          <v:rect id="_x0000_i1969" style="width:0;height:1.5pt" o:hralign="center" o:hrstd="t" o:hr="t" fillcolor="#a0a0a0" stroked="f"/>
+          <v:rect id="_x0000_i1137" style="width:0;height:1.5pt" o:hralign="center" o:hrstd="t" o:hr="t" fillcolor="#a0a0a0" stroked="f"/>
         </w:pict>
       </w:r>
     </w:p>
@@ -20016,7 +19799,7 @@
     <w:p>
       <w:r>
         <w:pict w14:anchorId="34C40257">
-          <v:rect id="_x0000_i1970" style="width:0;height:1.5pt" o:hralign="center" o:hrstd="t" o:hr="t" fillcolor="#a0a0a0" stroked="f"/>
+          <v:rect id="_x0000_i1138" style="width:0;height:1.5pt" o:hralign="center" o:hrstd="t" o:hr="t" fillcolor="#a0a0a0" stroked="f"/>
         </w:pict>
       </w:r>
     </w:p>
@@ -20086,14 +19869,7 @@
       </w:r>
       <w:r>
         <w:br/>
-      </w:r>
-      <w:proofErr w:type="spellStart"/>
-      <w:r>
-        <w:t>O</w:t>
-      </w:r>
-      <w:proofErr w:type="spellEnd"/>
-      <w:r>
-        <w:t xml:space="preserve"> + O₂ → O₃ (ozone)</w:t>
+        <w:t>O + O₂ → O₃ (ozone)</w:t>
       </w:r>
     </w:p>
     <w:p>
@@ -20114,7 +19890,7 @@
     <w:p>
       <w:r>
         <w:pict w14:anchorId="5E9A8504">
-          <v:rect id="_x0000_i1971" style="width:0;height:1.5pt" o:hralign="center" o:hrstd="t" o:hr="t" fillcolor="#a0a0a0" stroked="f"/>
+          <v:rect id="_x0000_i1139" style="width:0;height:1.5pt" o:hralign="center" o:hrstd="t" o:hr="t" fillcolor="#a0a0a0" stroked="f"/>
         </w:pict>
       </w:r>
     </w:p>
@@ -20172,7 +19948,7 @@
     <w:p>
       <w:r>
         <w:pict w14:anchorId="68EDDA3E">
-          <v:rect id="_x0000_i1972" style="width:0;height:1.5pt" o:hralign="center" o:hrstd="t" o:hr="t" fillcolor="#a0a0a0" stroked="f"/>
+          <v:rect id="_x0000_i1140" style="width:0;height:1.5pt" o:hralign="center" o:hrstd="t" o:hr="t" fillcolor="#a0a0a0" stroked="f"/>
         </w:pict>
       </w:r>
     </w:p>
@@ -20297,26 +20073,11 @@
     </w:p>
     <w:p>
       <w:r>
-        <w:t xml:space="preserve">Cl + O₃ → </w:t>
-      </w:r>
-      <w:proofErr w:type="spellStart"/>
-      <w:r>
-        <w:t>ClO</w:t>
-      </w:r>
-      <w:proofErr w:type="spellEnd"/>
-      <w:r>
-        <w:t xml:space="preserve"> + O₂</w:t>
+        <w:t>Cl + O₃ → ClO + O₂</w:t>
       </w:r>
       <w:r>
         <w:br/>
-      </w:r>
-      <w:proofErr w:type="spellStart"/>
-      <w:r>
-        <w:t>ClO</w:t>
-      </w:r>
-      <w:proofErr w:type="spellEnd"/>
-      <w:r>
-        <w:t xml:space="preserve"> + O → Cl + O₂</w:t>
+        <w:t>ClO + O → Cl + O₂</w:t>
       </w:r>
     </w:p>
     <w:p>
@@ -20337,7 +20098,7 @@
     <w:p>
       <w:r>
         <w:pict w14:anchorId="07DA7D07">
-          <v:rect id="_x0000_i1973" style="width:0;height:1.5pt" o:hralign="center" o:hrstd="t" o:hr="t" fillcolor="#a0a0a0" stroked="f"/>
+          <v:rect id="_x0000_i1141" style="width:0;height:1.5pt" o:hralign="center" o:hrstd="t" o:hr="t" fillcolor="#a0a0a0" stroked="f"/>
         </w:pict>
       </w:r>
     </w:p>
@@ -20412,7 +20173,7 @@
     <w:p>
       <w:r>
         <w:pict w14:anchorId="63FB3CB9">
-          <v:rect id="_x0000_i1974" style="width:0;height:1.5pt" o:hralign="center" o:hrstd="t" o:hr="t" fillcolor="#a0a0a0" stroked="f"/>
+          <v:rect id="_x0000_i1142" style="width:0;height:1.5pt" o:hralign="center" o:hrstd="t" o:hr="t" fillcolor="#a0a0a0" stroked="f"/>
         </w:pict>
       </w:r>
     </w:p>
@@ -20464,7 +20225,7 @@
     <w:p>
       <w:r>
         <w:pict w14:anchorId="3855747A">
-          <v:rect id="_x0000_i1975" style="width:0;height:1.5pt" o:hralign="center" o:hrstd="t" o:hr="t" fillcolor="#a0a0a0" stroked="f"/>
+          <v:rect id="_x0000_i1143" style="width:0;height:1.5pt" o:hralign="center" o:hrstd="t" o:hr="t" fillcolor="#a0a0a0" stroked="f"/>
         </w:pict>
       </w:r>
     </w:p>
@@ -20540,7 +20301,7 @@
     <w:p>
       <w:r>
         <w:pict w14:anchorId="41623C0B">
-          <v:rect id="_x0000_i1976" style="width:0;height:1.5pt" o:hralign="center" o:hrstd="t" o:hr="t" fillcolor="#a0a0a0" stroked="f"/>
+          <v:rect id="_x0000_i1144" style="width:0;height:1.5pt" o:hralign="center" o:hrstd="t" o:hr="t" fillcolor="#a0a0a0" stroked="f"/>
         </w:pict>
       </w:r>
     </w:p>
@@ -20814,7 +20575,7 @@
     <w:p>
       <w:r>
         <w:pict w14:anchorId="339D152D">
-          <v:rect id="_x0000_i2021" style="width:0;height:1.5pt" o:hralign="center" o:hrstd="t" o:hr="t" fillcolor="#a0a0a0" stroked="f"/>
+          <v:rect id="_x0000_i1145" style="width:0;height:1.5pt" o:hralign="center" o:hrstd="t" o:hr="t" fillcolor="#a0a0a0" stroked="f"/>
         </w:pict>
       </w:r>
     </w:p>
@@ -20881,7 +20642,7 @@
     <w:p>
       <w:r>
         <w:pict w14:anchorId="2C421E84">
-          <v:rect id="_x0000_i2022" style="width:0;height:1.5pt" o:hralign="center" o:hrstd="t" o:hr="t" fillcolor="#a0a0a0" stroked="f"/>
+          <v:rect id="_x0000_i1146" style="width:0;height:1.5pt" o:hralign="center" o:hrstd="t" o:hr="t" fillcolor="#a0a0a0" stroked="f"/>
         </w:pict>
       </w:r>
     </w:p>
@@ -20948,7 +20709,7 @@
       <w:r>
         <w:lastRenderedPageBreak/>
         <w:pict w14:anchorId="7F996625">
-          <v:rect id="_x0000_i2023" style="width:0;height:1.5pt" o:hralign="center" o:hrstd="t" o:hr="t" fillcolor="#a0a0a0" stroked="f"/>
+          <v:rect id="_x0000_i1147" style="width:0;height:1.5pt" o:hralign="center" o:hrstd="t" o:hr="t" fillcolor="#a0a0a0" stroked="f"/>
         </w:pict>
       </w:r>
     </w:p>
@@ -21038,15 +20799,7 @@
     </w:p>
     <w:p>
       <w:r>
-        <w:t xml:space="preserve">Cl + O₃ → </w:t>
-      </w:r>
-      <w:proofErr w:type="spellStart"/>
-      <w:r>
-        <w:t>ClO</w:t>
-      </w:r>
-      <w:proofErr w:type="spellEnd"/>
-      <w:r>
-        <w:t xml:space="preserve"> + O₂</w:t>
+        <w:t>Cl + O₃ → ClO + O₂</w:t>
       </w:r>
     </w:p>
     <w:p>
@@ -21087,7 +20840,7 @@
     <w:p>
       <w:r>
         <w:pict w14:anchorId="3AF0A27C">
-          <v:rect id="_x0000_i2024" style="width:0;height:1.5pt" o:hralign="center" o:hrstd="t" o:hr="t" fillcolor="#a0a0a0" stroked="f"/>
+          <v:rect id="_x0000_i1148" style="width:0;height:1.5pt" o:hralign="center" o:hrstd="t" o:hr="t" fillcolor="#a0a0a0" stroked="f"/>
         </w:pict>
       </w:r>
     </w:p>
@@ -21139,7 +20892,7 @@
     <w:p>
       <w:r>
         <w:pict w14:anchorId="3C96516E">
-          <v:rect id="_x0000_i2025" style="width:0;height:1.5pt" o:hralign="center" o:hrstd="t" o:hr="t" fillcolor="#a0a0a0" stroked="f"/>
+          <v:rect id="_x0000_i1149" style="width:0;height:1.5pt" o:hralign="center" o:hrstd="t" o:hr="t" fillcolor="#a0a0a0" stroked="f"/>
         </w:pict>
       </w:r>
     </w:p>
@@ -21183,7 +20936,7 @@
     <w:p>
       <w:r>
         <w:pict w14:anchorId="6DBEAF64">
-          <v:rect id="_x0000_i2026" style="width:0;height:1.5pt" o:hralign="center" o:hrstd="t" o:hr="t" fillcolor="#a0a0a0" stroked="f"/>
+          <v:rect id="_x0000_i1150" style="width:0;height:1.5pt" o:hralign="center" o:hrstd="t" o:hr="t" fillcolor="#a0a0a0" stroked="f"/>
         </w:pict>
       </w:r>
     </w:p>
@@ -21229,15 +20982,7 @@
     </w:p>
     <w:p>
       <w:r>
-        <w:t xml:space="preserve">Br + O₃ → </w:t>
-      </w:r>
-      <w:proofErr w:type="spellStart"/>
-      <w:r>
-        <w:t>BrO</w:t>
-      </w:r>
-      <w:proofErr w:type="spellEnd"/>
-      <w:r>
-        <w:t xml:space="preserve"> + O₂</w:t>
+        <w:t>Br + O₃ → BrO + O₂</w:t>
       </w:r>
     </w:p>
     <w:p>
@@ -21303,7 +21048,7 @@
     <w:p>
       <w:r>
         <w:pict w14:anchorId="33B99FE6">
-          <v:rect id="_x0000_i2063" style="width:0;height:1.5pt" o:hralign="center" o:hrstd="t" o:hr="t" fillcolor="#a0a0a0" stroked="f"/>
+          <v:rect id="_x0000_i1151" style="width:0;height:1.5pt" o:hralign="center" o:hrstd="t" o:hr="t" fillcolor="#a0a0a0" stroked="f"/>
         </w:pict>
       </w:r>
     </w:p>
@@ -21396,7 +21141,7 @@
     <w:p>
       <w:r>
         <w:pict w14:anchorId="7338094D">
-          <v:rect id="_x0000_i2064" style="width:0;height:1.5pt" o:hralign="center" o:hrstd="t" o:hr="t" fillcolor="#a0a0a0" stroked="f"/>
+          <v:rect id="_x0000_i1152" style="width:0;height:1.5pt" o:hralign="center" o:hrstd="t" o:hr="t" fillcolor="#a0a0a0" stroked="f"/>
         </w:pict>
       </w:r>
     </w:p>
@@ -21499,7 +21244,7 @@
     <w:p>
       <w:r>
         <w:pict w14:anchorId="47C9CB81">
-          <v:rect id="_x0000_i2065" style="width:0;height:1.5pt" o:hralign="center" o:hrstd="t" o:hr="t" fillcolor="#a0a0a0" stroked="f"/>
+          <v:rect id="_x0000_i1153" style="width:0;height:1.5pt" o:hralign="center" o:hrstd="t" o:hr="t" fillcolor="#a0a0a0" stroked="f"/>
         </w:pict>
       </w:r>
     </w:p>
@@ -21579,7 +21324,7 @@
     <w:p>
       <w:r>
         <w:pict w14:anchorId="2390E982">
-          <v:rect id="_x0000_i2066" style="width:0;height:1.5pt" o:hralign="center" o:hrstd="t" o:hr="t" fillcolor="#a0a0a0" stroked="f"/>
+          <v:rect id="_x0000_i1154" style="width:0;height:1.5pt" o:hralign="center" o:hrstd="t" o:hr="t" fillcolor="#a0a0a0" stroked="f"/>
         </w:pict>
       </w:r>
     </w:p>
@@ -21690,7 +21435,7 @@
     <w:p>
       <w:r>
         <w:pict w14:anchorId="095AEB4F">
-          <v:rect id="_x0000_i2067" style="width:0;height:1.5pt" o:hralign="center" o:hrstd="t" o:hr="t" fillcolor="#a0a0a0" stroked="f"/>
+          <v:rect id="_x0000_i1155" style="width:0;height:1.5pt" o:hralign="center" o:hrstd="t" o:hr="t" fillcolor="#a0a0a0" stroked="f"/>
         </w:pict>
       </w:r>
     </w:p>
@@ -21821,7 +21566,7 @@
     <w:p>
       <w:r>
         <w:pict w14:anchorId="16F82478">
-          <v:rect id="_x0000_i2085" style="width:0;height:1.5pt" o:hralign="center" o:hrstd="t" o:hr="t" fillcolor="#a0a0a0" stroked="f"/>
+          <v:rect id="_x0000_i1156" style="width:0;height:1.5pt" o:hralign="center" o:hrstd="t" o:hr="t" fillcolor="#a0a0a0" stroked="f"/>
         </w:pict>
       </w:r>
     </w:p>
@@ -22061,7 +21806,7 @@
     <w:p>
       <w:r>
         <w:pict w14:anchorId="489BD966">
-          <v:rect id="_x0000_i2086" style="width:0;height:1.5pt" o:hralign="center" o:hrstd="t" o:hr="t" fillcolor="#a0a0a0" stroked="f"/>
+          <v:rect id="_x0000_i1157" style="width:0;height:1.5pt" o:hralign="center" o:hrstd="t" o:hr="t" fillcolor="#a0a0a0" stroked="f"/>
         </w:pict>
       </w:r>
     </w:p>
@@ -46240,6 +45985,7 @@
   <w:style w:type="character" w:default="1" w:styleId="DefaultParagraphFont">
     <w:name w:val="Default Paragraph Font"/>
     <w:uiPriority w:val="1"/>
+    <w:semiHidden/>
     <w:unhideWhenUsed/>
   </w:style>
   <w:style w:type="table" w:default="1" w:styleId="TableNormal">

--- a/ES/notes/Unit_2.docx
+++ b/ES/notes/Unit_2.docx
@@ -22068,13 +22068,182 @@
     </w:p>
     <w:p/>
     <w:sectPr>
+      <w:headerReference w:type="even" r:id="rId7"/>
+      <w:headerReference w:type="default" r:id="rId8"/>
+      <w:footerReference w:type="even" r:id="rId9"/>
+      <w:footerReference w:type="default" r:id="rId10"/>
+      <w:headerReference w:type="first" r:id="rId11"/>
+      <w:footerReference w:type="first" r:id="rId12"/>
       <w:pgSz w:w="11906" w:h="16838"/>
       <w:pgMar w:top="1440" w:right="1440" w:bottom="1440" w:left="1440" w:header="708" w:footer="708" w:gutter="0"/>
+      <w:pgBorders w:offsetFrom="page">
+        <w:top w:val="single" w:sz="4" w:space="24" w:color="auto"/>
+        <w:left w:val="single" w:sz="4" w:space="24" w:color="auto"/>
+        <w:bottom w:val="single" w:sz="4" w:space="24" w:color="auto"/>
+        <w:right w:val="single" w:sz="4" w:space="24" w:color="auto"/>
+      </w:pgBorders>
       <w:cols w:space="708"/>
       <w:docGrid w:linePitch="360"/>
     </w:sectPr>
   </w:body>
 </w:document>
+</file>
+
+<file path=word/endnotes.xml><?xml version="1.0" encoding="utf-8"?>
+<w:endnotes xmlns:wpc="http://schemas.microsoft.com/office/word/2010/wordprocessingCanvas" xmlns:cx="http://schemas.microsoft.com/office/drawing/2014/chartex" xmlns:cx1="http://schemas.microsoft.com/office/drawing/2015/9/8/chartex" xmlns:cx2="http://schemas.microsoft.com/office/drawing/2015/10/21/chartex" xmlns:cx3="http://schemas.microsoft.com/office/drawing/2016/5/9/chartex" xmlns:cx4="http://schemas.microsoft.com/office/drawing/2016/5/10/chartex" xmlns:cx5="http://schemas.microsoft.com/office/drawing/2016/5/11/chartex" xmlns:cx6="http://schemas.microsoft.com/office/drawing/2016/5/12/chartex" xmlns:cx7="http://schemas.microsoft.com/office/drawing/2016/5/13/chartex" xmlns:cx8="http://schemas.microsoft.com/office/drawing/2016/5/14/chartex" xmlns:mc="http://schemas.openxmlformats.org/markup-compatibility/2006" xmlns:aink="http://schemas.microsoft.com/office/drawing/2016/ink" xmlns:am3d="http://schemas.microsoft.com/office/drawing/2017/model3d" xmlns:o="urn:schemas-microsoft-com:office:office" xmlns:oel="http://schemas.microsoft.com/office/2019/extlst" xmlns:r="http://schemas.openxmlformats.org/officeDocument/2006/relationships" xmlns:m="http://schemas.openxmlformats.org/officeDocument/2006/math" xmlns:v="urn:schemas-microsoft-com:vml" xmlns:wp14="http://schemas.microsoft.com/office/word/2010/wordprocessingDrawing" xmlns:wp="http://schemas.openxmlformats.org/drawingml/2006/wordprocessingDrawing" xmlns:w10="urn:schemas-microsoft-com:office:word" xmlns:w="http://schemas.openxmlformats.org/wordprocessingml/2006/main" xmlns:w14="http://schemas.microsoft.com/office/word/2010/wordml" xmlns:w15="http://schemas.microsoft.com/office/word/2012/wordml" xmlns:w16cex="http://schemas.microsoft.com/office/word/2018/wordml/cex" xmlns:w16cid="http://schemas.microsoft.com/office/word/2016/wordml/cid" xmlns:w16="http://schemas.microsoft.com/office/word/2018/wordml" xmlns:w16du="http://schemas.microsoft.com/office/word/2023/wordml/word16du" xmlns:w16sdtdh="http://schemas.microsoft.com/office/word/2020/wordml/sdtdatahash" xmlns:w16sdtfl="http://schemas.microsoft.com/office/word/2024/wordml/sdtformatlock" xmlns:w16se="http://schemas.microsoft.com/office/word/2015/wordml/symex" xmlns:wpg="http://schemas.microsoft.com/office/word/2010/wordprocessingGroup" xmlns:wpi="http://schemas.microsoft.com/office/word/2010/wordprocessingInk" xmlns:wne="http://schemas.microsoft.com/office/word/2006/wordml" xmlns:wps="http://schemas.microsoft.com/office/word/2010/wordprocessingShape" mc:Ignorable="w14 w15 w16se w16cid w16 w16cex w16sdtdh w16sdtfl w16du wp14">
+  <w:endnote w:type="separator" w:id="-1">
+    <w:p>
+      <w:pPr>
+        <w:spacing w:after="0" w:line="240" w:lineRule="auto"/>
+      </w:pPr>
+      <w:r>
+        <w:separator/>
+      </w:r>
+    </w:p>
+  </w:endnote>
+  <w:endnote w:type="continuationSeparator" w:id="0">
+    <w:p>
+      <w:pPr>
+        <w:spacing w:after="0" w:line="240" w:lineRule="auto"/>
+      </w:pPr>
+      <w:r>
+        <w:continuationSeparator/>
+      </w:r>
+    </w:p>
+  </w:endnote>
+</w:endnotes>
+</file>
+
+<file path=word/footer1.xml><?xml version="1.0" encoding="utf-8"?>
+<w:ftr xmlns:wpc="http://schemas.microsoft.com/office/word/2010/wordprocessingCanvas" xmlns:cx="http://schemas.microsoft.com/office/drawing/2014/chartex" xmlns:cx1="http://schemas.microsoft.com/office/drawing/2015/9/8/chartex" xmlns:cx2="http://schemas.microsoft.com/office/drawing/2015/10/21/chartex" xmlns:cx3="http://schemas.microsoft.com/office/drawing/2016/5/9/chartex" xmlns:cx4="http://schemas.microsoft.com/office/drawing/2016/5/10/chartex" xmlns:cx5="http://schemas.microsoft.com/office/drawing/2016/5/11/chartex" xmlns:cx6="http://schemas.microsoft.com/office/drawing/2016/5/12/chartex" xmlns:cx7="http://schemas.microsoft.com/office/drawing/2016/5/13/chartex" xmlns:cx8="http://schemas.microsoft.com/office/drawing/2016/5/14/chartex" xmlns:mc="http://schemas.openxmlformats.org/markup-compatibility/2006" xmlns:aink="http://schemas.microsoft.com/office/drawing/2016/ink" xmlns:am3d="http://schemas.microsoft.com/office/drawing/2017/model3d" xmlns:o="urn:schemas-microsoft-com:office:office" xmlns:oel="http://schemas.microsoft.com/office/2019/extlst" xmlns:r="http://schemas.openxmlformats.org/officeDocument/2006/relationships" xmlns:m="http://schemas.openxmlformats.org/officeDocument/2006/math" xmlns:v="urn:schemas-microsoft-com:vml" xmlns:wp14="http://schemas.microsoft.com/office/word/2010/wordprocessingDrawing" xmlns:wp="http://schemas.openxmlformats.org/drawingml/2006/wordprocessingDrawing" xmlns:w10="urn:schemas-microsoft-com:office:word" xmlns:w="http://schemas.openxmlformats.org/wordprocessingml/2006/main" xmlns:w14="http://schemas.microsoft.com/office/word/2010/wordml" xmlns:w15="http://schemas.microsoft.com/office/word/2012/wordml" xmlns:w16cex="http://schemas.microsoft.com/office/word/2018/wordml/cex" xmlns:w16cid="http://schemas.microsoft.com/office/word/2016/wordml/cid" xmlns:w16="http://schemas.microsoft.com/office/word/2018/wordml" xmlns:w16du="http://schemas.microsoft.com/office/word/2023/wordml/word16du" xmlns:w16sdtdh="http://schemas.microsoft.com/office/word/2020/wordml/sdtdatahash" xmlns:w16sdtfl="http://schemas.microsoft.com/office/word/2024/wordml/sdtformatlock" xmlns:w16se="http://schemas.microsoft.com/office/word/2015/wordml/symex" xmlns:wpg="http://schemas.microsoft.com/office/word/2010/wordprocessingGroup" xmlns:wpi="http://schemas.microsoft.com/office/word/2010/wordprocessingInk" xmlns:wne="http://schemas.microsoft.com/office/word/2006/wordml" xmlns:wps="http://schemas.microsoft.com/office/word/2010/wordprocessingShape" mc:Ignorable="w14 w15 w16se w16cid w16 w16cex w16sdtdh w16sdtfl w16du wp14">
+  <w:p>
+    <w:pPr>
+      <w:pStyle w:val="Footer"/>
+    </w:pPr>
+  </w:p>
+</w:ftr>
+</file>
+
+<file path=word/footer2.xml><?xml version="1.0" encoding="utf-8"?>
+<w:ftr xmlns:wpc="http://schemas.microsoft.com/office/word/2010/wordprocessingCanvas" xmlns:cx="http://schemas.microsoft.com/office/drawing/2014/chartex" xmlns:cx1="http://schemas.microsoft.com/office/drawing/2015/9/8/chartex" xmlns:cx2="http://schemas.microsoft.com/office/drawing/2015/10/21/chartex" xmlns:cx3="http://schemas.microsoft.com/office/drawing/2016/5/9/chartex" xmlns:cx4="http://schemas.microsoft.com/office/drawing/2016/5/10/chartex" xmlns:cx5="http://schemas.microsoft.com/office/drawing/2016/5/11/chartex" xmlns:cx6="http://schemas.microsoft.com/office/drawing/2016/5/12/chartex" xmlns:cx7="http://schemas.microsoft.com/office/drawing/2016/5/13/chartex" xmlns:cx8="http://schemas.microsoft.com/office/drawing/2016/5/14/chartex" xmlns:mc="http://schemas.openxmlformats.org/markup-compatibility/2006" xmlns:aink="http://schemas.microsoft.com/office/drawing/2016/ink" xmlns:am3d="http://schemas.microsoft.com/office/drawing/2017/model3d" xmlns:o="urn:schemas-microsoft-com:office:office" xmlns:oel="http://schemas.microsoft.com/office/2019/extlst" xmlns:r="http://schemas.openxmlformats.org/officeDocument/2006/relationships" xmlns:m="http://schemas.openxmlformats.org/officeDocument/2006/math" xmlns:v="urn:schemas-microsoft-com:vml" xmlns:wp14="http://schemas.microsoft.com/office/word/2010/wordprocessingDrawing" xmlns:wp="http://schemas.openxmlformats.org/drawingml/2006/wordprocessingDrawing" xmlns:w10="urn:schemas-microsoft-com:office:word" xmlns:w="http://schemas.openxmlformats.org/wordprocessingml/2006/main" xmlns:w14="http://schemas.microsoft.com/office/word/2010/wordml" xmlns:w15="http://schemas.microsoft.com/office/word/2012/wordml" xmlns:w16cex="http://schemas.microsoft.com/office/word/2018/wordml/cex" xmlns:w16cid="http://schemas.microsoft.com/office/word/2016/wordml/cid" xmlns:w16="http://schemas.microsoft.com/office/word/2018/wordml" xmlns:w16du="http://schemas.microsoft.com/office/word/2023/wordml/word16du" xmlns:w16sdtdh="http://schemas.microsoft.com/office/word/2020/wordml/sdtdatahash" xmlns:w16sdtfl="http://schemas.microsoft.com/office/word/2024/wordml/sdtformatlock" xmlns:w16se="http://schemas.microsoft.com/office/word/2015/wordml/symex" xmlns:wpg="http://schemas.microsoft.com/office/word/2010/wordprocessingGroup" xmlns:wpi="http://schemas.microsoft.com/office/word/2010/wordprocessingInk" xmlns:wne="http://schemas.microsoft.com/office/word/2006/wordml" xmlns:wps="http://schemas.microsoft.com/office/word/2010/wordprocessingShape" mc:Ignorable="w14 w15 w16se w16cid w16 w16cex w16sdtdh w16sdtfl w16du wp14">
+  <w:p>
+    <w:pPr>
+      <w:pStyle w:val="Footer"/>
+    </w:pPr>
+  </w:p>
+</w:ftr>
+</file>
+
+<file path=word/footer3.xml><?xml version="1.0" encoding="utf-8"?>
+<w:ftr xmlns:wpc="http://schemas.microsoft.com/office/word/2010/wordprocessingCanvas" xmlns:cx="http://schemas.microsoft.com/office/drawing/2014/chartex" xmlns:cx1="http://schemas.microsoft.com/office/drawing/2015/9/8/chartex" xmlns:cx2="http://schemas.microsoft.com/office/drawing/2015/10/21/chartex" xmlns:cx3="http://schemas.microsoft.com/office/drawing/2016/5/9/chartex" xmlns:cx4="http://schemas.microsoft.com/office/drawing/2016/5/10/chartex" xmlns:cx5="http://schemas.microsoft.com/office/drawing/2016/5/11/chartex" xmlns:cx6="http://schemas.microsoft.com/office/drawing/2016/5/12/chartex" xmlns:cx7="http://schemas.microsoft.com/office/drawing/2016/5/13/chartex" xmlns:cx8="http://schemas.microsoft.com/office/drawing/2016/5/14/chartex" xmlns:mc="http://schemas.openxmlformats.org/markup-compatibility/2006" xmlns:aink="http://schemas.microsoft.com/office/drawing/2016/ink" xmlns:am3d="http://schemas.microsoft.com/office/drawing/2017/model3d" xmlns:o="urn:schemas-microsoft-com:office:office" xmlns:oel="http://schemas.microsoft.com/office/2019/extlst" xmlns:r="http://schemas.openxmlformats.org/officeDocument/2006/relationships" xmlns:m="http://schemas.openxmlformats.org/officeDocument/2006/math" xmlns:v="urn:schemas-microsoft-com:vml" xmlns:wp14="http://schemas.microsoft.com/office/word/2010/wordprocessingDrawing" xmlns:wp="http://schemas.openxmlformats.org/drawingml/2006/wordprocessingDrawing" xmlns:w10="urn:schemas-microsoft-com:office:word" xmlns:w="http://schemas.openxmlformats.org/wordprocessingml/2006/main" xmlns:w14="http://schemas.microsoft.com/office/word/2010/wordml" xmlns:w15="http://schemas.microsoft.com/office/word/2012/wordml" xmlns:w16cex="http://schemas.microsoft.com/office/word/2018/wordml/cex" xmlns:w16cid="http://schemas.microsoft.com/office/word/2016/wordml/cid" xmlns:w16="http://schemas.microsoft.com/office/word/2018/wordml" xmlns:w16du="http://schemas.microsoft.com/office/word/2023/wordml/word16du" xmlns:w16sdtdh="http://schemas.microsoft.com/office/word/2020/wordml/sdtdatahash" xmlns:w16sdtfl="http://schemas.microsoft.com/office/word/2024/wordml/sdtformatlock" xmlns:w16se="http://schemas.microsoft.com/office/word/2015/wordml/symex" xmlns:wpg="http://schemas.microsoft.com/office/word/2010/wordprocessingGroup" xmlns:wpi="http://schemas.microsoft.com/office/word/2010/wordprocessingInk" xmlns:wne="http://schemas.microsoft.com/office/word/2006/wordml" xmlns:wps="http://schemas.microsoft.com/office/word/2010/wordprocessingShape" mc:Ignorable="w14 w15 w16se w16cid w16 w16cex w16sdtdh w16sdtfl w16du wp14">
+  <w:p>
+    <w:pPr>
+      <w:pStyle w:val="Footer"/>
+    </w:pPr>
+  </w:p>
+</w:ftr>
+</file>
+
+<file path=word/footnotes.xml><?xml version="1.0" encoding="utf-8"?>
+<w:footnotes xmlns:wpc="http://schemas.microsoft.com/office/word/2010/wordprocessingCanvas" xmlns:cx="http://schemas.microsoft.com/office/drawing/2014/chartex" xmlns:cx1="http://schemas.microsoft.com/office/drawing/2015/9/8/chartex" xmlns:cx2="http://schemas.microsoft.com/office/drawing/2015/10/21/chartex" xmlns:cx3="http://schemas.microsoft.com/office/drawing/2016/5/9/chartex" xmlns:cx4="http://schemas.microsoft.com/office/drawing/2016/5/10/chartex" xmlns:cx5="http://schemas.microsoft.com/office/drawing/2016/5/11/chartex" xmlns:cx6="http://schemas.microsoft.com/office/drawing/2016/5/12/chartex" xmlns:cx7="http://schemas.microsoft.com/office/drawing/2016/5/13/chartex" xmlns:cx8="http://schemas.microsoft.com/office/drawing/2016/5/14/chartex" xmlns:mc="http://schemas.openxmlformats.org/markup-compatibility/2006" xmlns:aink="http://schemas.microsoft.com/office/drawing/2016/ink" xmlns:am3d="http://schemas.microsoft.com/office/drawing/2017/model3d" xmlns:o="urn:schemas-microsoft-com:office:office" xmlns:oel="http://schemas.microsoft.com/office/2019/extlst" xmlns:r="http://schemas.openxmlformats.org/officeDocument/2006/relationships" xmlns:m="http://schemas.openxmlformats.org/officeDocument/2006/math" xmlns:v="urn:schemas-microsoft-com:vml" xmlns:wp14="http://schemas.microsoft.com/office/word/2010/wordprocessingDrawing" xmlns:wp="http://schemas.openxmlformats.org/drawingml/2006/wordprocessingDrawing" xmlns:w10="urn:schemas-microsoft-com:office:word" xmlns:w="http://schemas.openxmlformats.org/wordprocessingml/2006/main" xmlns:w14="http://schemas.microsoft.com/office/word/2010/wordml" xmlns:w15="http://schemas.microsoft.com/office/word/2012/wordml" xmlns:w16cex="http://schemas.microsoft.com/office/word/2018/wordml/cex" xmlns:w16cid="http://schemas.microsoft.com/office/word/2016/wordml/cid" xmlns:w16="http://schemas.microsoft.com/office/word/2018/wordml" xmlns:w16du="http://schemas.microsoft.com/office/word/2023/wordml/word16du" xmlns:w16sdtdh="http://schemas.microsoft.com/office/word/2020/wordml/sdtdatahash" xmlns:w16sdtfl="http://schemas.microsoft.com/office/word/2024/wordml/sdtformatlock" xmlns:w16se="http://schemas.microsoft.com/office/word/2015/wordml/symex" xmlns:wpg="http://schemas.microsoft.com/office/word/2010/wordprocessingGroup" xmlns:wpi="http://schemas.microsoft.com/office/word/2010/wordprocessingInk" xmlns:wne="http://schemas.microsoft.com/office/word/2006/wordml" xmlns:wps="http://schemas.microsoft.com/office/word/2010/wordprocessingShape" mc:Ignorable="w14 w15 w16se w16cid w16 w16cex w16sdtdh w16sdtfl w16du wp14">
+  <w:footnote w:type="separator" w:id="-1">
+    <w:p>
+      <w:pPr>
+        <w:spacing w:after="0" w:line="240" w:lineRule="auto"/>
+      </w:pPr>
+      <w:r>
+        <w:separator/>
+      </w:r>
+    </w:p>
+  </w:footnote>
+  <w:footnote w:type="continuationSeparator" w:id="0">
+    <w:p>
+      <w:pPr>
+        <w:spacing w:after="0" w:line="240" w:lineRule="auto"/>
+      </w:pPr>
+      <w:r>
+        <w:continuationSeparator/>
+      </w:r>
+    </w:p>
+  </w:footnote>
+</w:footnotes>
+</file>
+
+<file path=word/header1.xml><?xml version="1.0" encoding="utf-8"?>
+<w:hdr xmlns:wpc="http://schemas.microsoft.com/office/word/2010/wordprocessingCanvas" xmlns:cx="http://schemas.microsoft.com/office/drawing/2014/chartex" xmlns:cx1="http://schemas.microsoft.com/office/drawing/2015/9/8/chartex" xmlns:cx2="http://schemas.microsoft.com/office/drawing/2015/10/21/chartex" xmlns:cx3="http://schemas.microsoft.com/office/drawing/2016/5/9/chartex" xmlns:cx4="http://schemas.microsoft.com/office/drawing/2016/5/10/chartex" xmlns:cx5="http://schemas.microsoft.com/office/drawing/2016/5/11/chartex" xmlns:cx6="http://schemas.microsoft.com/office/drawing/2016/5/12/chartex" xmlns:cx7="http://schemas.microsoft.com/office/drawing/2016/5/13/chartex" xmlns:cx8="http://schemas.microsoft.com/office/drawing/2016/5/14/chartex" xmlns:mc="http://schemas.openxmlformats.org/markup-compatibility/2006" xmlns:aink="http://schemas.microsoft.com/office/drawing/2016/ink" xmlns:am3d="http://schemas.microsoft.com/office/drawing/2017/model3d" xmlns:o="urn:schemas-microsoft-com:office:office" xmlns:oel="http://schemas.microsoft.com/office/2019/extlst" xmlns:r="http://schemas.openxmlformats.org/officeDocument/2006/relationships" xmlns:m="http://schemas.openxmlformats.org/officeDocument/2006/math" xmlns:v="urn:schemas-microsoft-com:vml" xmlns:wp14="http://schemas.microsoft.com/office/word/2010/wordprocessingDrawing" xmlns:wp="http://schemas.openxmlformats.org/drawingml/2006/wordprocessingDrawing" xmlns:w10="urn:schemas-microsoft-com:office:word" xmlns:w="http://schemas.openxmlformats.org/wordprocessingml/2006/main" xmlns:w14="http://schemas.microsoft.com/office/word/2010/wordml" xmlns:w15="http://schemas.microsoft.com/office/word/2012/wordml" xmlns:w16cex="http://schemas.microsoft.com/office/word/2018/wordml/cex" xmlns:w16cid="http://schemas.microsoft.com/office/word/2016/wordml/cid" xmlns:w16="http://schemas.microsoft.com/office/word/2018/wordml" xmlns:w16du="http://schemas.microsoft.com/office/word/2023/wordml/word16du" xmlns:w16sdtdh="http://schemas.microsoft.com/office/word/2020/wordml/sdtdatahash" xmlns:w16sdtfl="http://schemas.microsoft.com/office/word/2024/wordml/sdtformatlock" xmlns:w16se="http://schemas.microsoft.com/office/word/2015/wordml/symex" xmlns:wpg="http://schemas.microsoft.com/office/word/2010/wordprocessingGroup" xmlns:wpi="http://schemas.microsoft.com/office/word/2010/wordprocessingInk" xmlns:wne="http://schemas.microsoft.com/office/word/2006/wordml" xmlns:wps="http://schemas.microsoft.com/office/word/2010/wordprocessingShape" mc:Ignorable="w14 w15 w16se w16cid w16 w16cex w16sdtdh w16sdtfl w16du wp14">
+  <w:p>
+    <w:pPr>
+      <w:pStyle w:val="Header"/>
+    </w:pPr>
+  </w:p>
+</w:hdr>
+</file>
+
+<file path=word/header2.xml><?xml version="1.0" encoding="utf-8"?>
+<w:hdr xmlns:wpc="http://schemas.microsoft.com/office/word/2010/wordprocessingCanvas" xmlns:cx="http://schemas.microsoft.com/office/drawing/2014/chartex" xmlns:cx1="http://schemas.microsoft.com/office/drawing/2015/9/8/chartex" xmlns:cx2="http://schemas.microsoft.com/office/drawing/2015/10/21/chartex" xmlns:cx3="http://schemas.microsoft.com/office/drawing/2016/5/9/chartex" xmlns:cx4="http://schemas.microsoft.com/office/drawing/2016/5/10/chartex" xmlns:cx5="http://schemas.microsoft.com/office/drawing/2016/5/11/chartex" xmlns:cx6="http://schemas.microsoft.com/office/drawing/2016/5/12/chartex" xmlns:cx7="http://schemas.microsoft.com/office/drawing/2016/5/13/chartex" xmlns:cx8="http://schemas.microsoft.com/office/drawing/2016/5/14/chartex" xmlns:mc="http://schemas.openxmlformats.org/markup-compatibility/2006" xmlns:aink="http://schemas.microsoft.com/office/drawing/2016/ink" xmlns:am3d="http://schemas.microsoft.com/office/drawing/2017/model3d" xmlns:o="urn:schemas-microsoft-com:office:office" xmlns:oel="http://schemas.microsoft.com/office/2019/extlst" xmlns:r="http://schemas.openxmlformats.org/officeDocument/2006/relationships" xmlns:m="http://schemas.openxmlformats.org/officeDocument/2006/math" xmlns:v="urn:schemas-microsoft-com:vml" xmlns:wp14="http://schemas.microsoft.com/office/word/2010/wordprocessingDrawing" xmlns:wp="http://schemas.openxmlformats.org/drawingml/2006/wordprocessingDrawing" xmlns:w10="urn:schemas-microsoft-com:office:word" xmlns:w="http://schemas.openxmlformats.org/wordprocessingml/2006/main" xmlns:w14="http://schemas.microsoft.com/office/word/2010/wordml" xmlns:w15="http://schemas.microsoft.com/office/word/2012/wordml" xmlns:w16cex="http://schemas.microsoft.com/office/word/2018/wordml/cex" xmlns:w16cid="http://schemas.microsoft.com/office/word/2016/wordml/cid" xmlns:w16="http://schemas.microsoft.com/office/word/2018/wordml" xmlns:w16du="http://schemas.microsoft.com/office/word/2023/wordml/word16du" xmlns:w16sdtdh="http://schemas.microsoft.com/office/word/2020/wordml/sdtdatahash" xmlns:w16sdtfl="http://schemas.microsoft.com/office/word/2024/wordml/sdtformatlock" xmlns:w16se="http://schemas.microsoft.com/office/word/2015/wordml/symex" xmlns:wpg="http://schemas.microsoft.com/office/word/2010/wordprocessingGroup" xmlns:wpi="http://schemas.microsoft.com/office/word/2010/wordprocessingInk" xmlns:wne="http://schemas.microsoft.com/office/word/2006/wordml" xmlns:wps="http://schemas.microsoft.com/office/word/2010/wordprocessingShape" mc:Ignorable="w14 w15 w16se w16cid w16 w16cex w16sdtdh w16sdtfl w16du wp14">
+  <w:sdt>
+    <w:sdtPr>
+      <w:id w:val="1241994171"/>
+      <w:docPartObj>
+        <w:docPartGallery w:val="Watermarks"/>
+        <w:docPartUnique/>
+      </w:docPartObj>
+    </w:sdtPr>
+    <w:sdtContent>
+      <w:p>
+        <w:pPr>
+          <w:pStyle w:val="Header"/>
+        </w:pPr>
+        <w:r>
+          <w:rPr>
+            <w:noProof/>
+          </w:rPr>
+          <w:pict w14:anchorId="0976B4D4">
+            <v:shapetype id="_x0000_t136" coordsize="21600,21600" o:spt="136" adj="10800" path="m@7,l@8,m@5,21600l@6,21600e">
+              <v:formulas>
+                <v:f eqn="sum #0 0 10800"/>
+                <v:f eqn="prod #0 2 1"/>
+                <v:f eqn="sum 21600 0 @1"/>
+                <v:f eqn="sum 0 0 @2"/>
+                <v:f eqn="sum 21600 0 @3"/>
+                <v:f eqn="if @0 @3 0"/>
+                <v:f eqn="if @0 21600 @1"/>
+                <v:f eqn="if @0 0 @2"/>
+                <v:f eqn="if @0 @4 21600"/>
+                <v:f eqn="mid @5 @6"/>
+                <v:f eqn="mid @8 @5"/>
+                <v:f eqn="mid @7 @8"/>
+                <v:f eqn="mid @6 @7"/>
+                <v:f eqn="sum @6 0 @5"/>
+              </v:formulas>
+              <v:path textpathok="t" o:connecttype="custom" o:connectlocs="@9,0;@10,10800;@11,21600;@12,10800" o:connectangles="270,180,90,0"/>
+              <v:textpath on="t" fitshape="t"/>
+              <v:handles>
+                <v:h position="#0,bottomRight" xrange="6629,14971"/>
+              </v:handles>
+              <o:lock v:ext="edit" text="t" shapetype="t"/>
+            </v:shapetype>
+            <v:shape id="PowerPlusWaterMarkObject584736" o:spid="_x0000_s1025" type="#_x0000_t136" style="position:absolute;margin-left:0;margin-top:0;width:523.95pt;height:112.25pt;rotation:315;z-index:-251657216;mso-position-horizontal:center;mso-position-horizontal-relative:margin;mso-position-vertical:center;mso-position-vertical-relative:margin" o:allowincell="f" fillcolor="silver" stroked="f">
+              <v:fill opacity=".5"/>
+              <v:textpath style="font-family:&quot;Calibri&quot;;font-size:1pt" string="DhruvPatel16120"/>
+              <w10:wrap anchorx="margin" anchory="margin"/>
+            </v:shape>
+          </w:pict>
+        </w:r>
+      </w:p>
+    </w:sdtContent>
+  </w:sdt>
+</w:hdr>
+</file>
+
+<file path=word/header3.xml><?xml version="1.0" encoding="utf-8"?>
+<w:hdr xmlns:wpc="http://schemas.microsoft.com/office/word/2010/wordprocessingCanvas" xmlns:cx="http://schemas.microsoft.com/office/drawing/2014/chartex" xmlns:cx1="http://schemas.microsoft.com/office/drawing/2015/9/8/chartex" xmlns:cx2="http://schemas.microsoft.com/office/drawing/2015/10/21/chartex" xmlns:cx3="http://schemas.microsoft.com/office/drawing/2016/5/9/chartex" xmlns:cx4="http://schemas.microsoft.com/office/drawing/2016/5/10/chartex" xmlns:cx5="http://schemas.microsoft.com/office/drawing/2016/5/11/chartex" xmlns:cx6="http://schemas.microsoft.com/office/drawing/2016/5/12/chartex" xmlns:cx7="http://schemas.microsoft.com/office/drawing/2016/5/13/chartex" xmlns:cx8="http://schemas.microsoft.com/office/drawing/2016/5/14/chartex" xmlns:mc="http://schemas.openxmlformats.org/markup-compatibility/2006" xmlns:aink="http://schemas.microsoft.com/office/drawing/2016/ink" xmlns:am3d="http://schemas.microsoft.com/office/drawing/2017/model3d" xmlns:o="urn:schemas-microsoft-com:office:office" xmlns:oel="http://schemas.microsoft.com/office/2019/extlst" xmlns:r="http://schemas.openxmlformats.org/officeDocument/2006/relationships" xmlns:m="http://schemas.openxmlformats.org/officeDocument/2006/math" xmlns:v="urn:schemas-microsoft-com:vml" xmlns:wp14="http://schemas.microsoft.com/office/word/2010/wordprocessingDrawing" xmlns:wp="http://schemas.openxmlformats.org/drawingml/2006/wordprocessingDrawing" xmlns:w10="urn:schemas-microsoft-com:office:word" xmlns:w="http://schemas.openxmlformats.org/wordprocessingml/2006/main" xmlns:w14="http://schemas.microsoft.com/office/word/2010/wordml" xmlns:w15="http://schemas.microsoft.com/office/word/2012/wordml" xmlns:w16cex="http://schemas.microsoft.com/office/word/2018/wordml/cex" xmlns:w16cid="http://schemas.microsoft.com/office/word/2016/wordml/cid" xmlns:w16="http://schemas.microsoft.com/office/word/2018/wordml" xmlns:w16du="http://schemas.microsoft.com/office/word/2023/wordml/word16du" xmlns:w16sdtdh="http://schemas.microsoft.com/office/word/2020/wordml/sdtdatahash" xmlns:w16sdtfl="http://schemas.microsoft.com/office/word/2024/wordml/sdtformatlock" xmlns:w16se="http://schemas.microsoft.com/office/word/2015/wordml/symex" xmlns:wpg="http://schemas.microsoft.com/office/word/2010/wordprocessingGroup" xmlns:wpi="http://schemas.microsoft.com/office/word/2010/wordprocessingInk" xmlns:wne="http://schemas.microsoft.com/office/word/2006/wordml" xmlns:wps="http://schemas.microsoft.com/office/word/2010/wordprocessingShape" mc:Ignorable="w14 w15 w16se w16cid w16 w16cex w16sdtdh w16sdtfl w16du wp14">
+  <w:p>
+    <w:pPr>
+      <w:pStyle w:val="Header"/>
+    </w:pPr>
+  </w:p>
+</w:hdr>
 </file>
 
 <file path=word/numbering.xml><?xml version="1.0" encoding="utf-8"?>
@@ -46402,6 +46571,50 @@
       </w:tcPr>
     </w:tblStylePr>
   </w:style>
+  <w:style w:type="paragraph" w:styleId="Header">
+    <w:name w:val="header"/>
+    <w:basedOn w:val="Normal"/>
+    <w:link w:val="HeaderChar"/>
+    <w:uiPriority w:val="99"/>
+    <w:unhideWhenUsed/>
+    <w:rsid w:val="00A84DC4"/>
+    <w:pPr>
+      <w:tabs>
+        <w:tab w:val="center" w:pos="4513"/>
+        <w:tab w:val="right" w:pos="9026"/>
+      </w:tabs>
+      <w:spacing w:after="0" w:line="240" w:lineRule="auto"/>
+    </w:pPr>
+  </w:style>
+  <w:style w:type="character" w:customStyle="1" w:styleId="HeaderChar">
+    <w:name w:val="Header Char"/>
+    <w:basedOn w:val="DefaultParagraphFont"/>
+    <w:link w:val="Header"/>
+    <w:uiPriority w:val="99"/>
+    <w:rsid w:val="00A84DC4"/>
+  </w:style>
+  <w:style w:type="paragraph" w:styleId="Footer">
+    <w:name w:val="footer"/>
+    <w:basedOn w:val="Normal"/>
+    <w:link w:val="FooterChar"/>
+    <w:uiPriority w:val="99"/>
+    <w:unhideWhenUsed/>
+    <w:rsid w:val="00A84DC4"/>
+    <w:pPr>
+      <w:tabs>
+        <w:tab w:val="center" w:pos="4513"/>
+        <w:tab w:val="right" w:pos="9026"/>
+      </w:tabs>
+      <w:spacing w:after="0" w:line="240" w:lineRule="auto"/>
+    </w:pPr>
+  </w:style>
+  <w:style w:type="character" w:customStyle="1" w:styleId="FooterChar">
+    <w:name w:val="Footer Char"/>
+    <w:basedOn w:val="DefaultParagraphFont"/>
+    <w:link w:val="Footer"/>
+    <w:uiPriority w:val="99"/>
+    <w:rsid w:val="00A84DC4"/>
+  </w:style>
 </w:styles>
 </file>
 
